--- a/dic/خطابات جاهزة لتعديل/اختلاف جنسية.docx
+++ b/dic/خطابات جاهزة لتعديل/اختلاف جنسية.docx
@@ -5,7 +5,7 @@
     <w:p>
       <w:pPr>
         <w:pStyle w:val="2"/>
-        <w:ind w:left="-242"/>
+        <w:ind w:left="-1093" w:right="-284"/>
         <w:rPr>
           <w:rtl/>
         </w:rPr>
@@ -73,23 +73,19 @@
               <w:ind w:left="-242"/>
               <w:jc w:val="center"/>
               <w:rPr>
-                <w:rFonts w:asciiTheme="minorBidi" w:hAnsiTheme="minorBidi"/>
-                <w:b/>
-                <w:bCs/>
+                <w:rFonts w:asciiTheme="minorBidi" w:hAnsiTheme="minorBidi" w:cs="AL-Mateen"/>
                 <w:color w:val="000000" w:themeColor="text1"/>
-                <w:sz w:val="32"/>
-                <w:szCs w:val="32"/>
+                <w:sz w:val="28"/>
+                <w:szCs w:val="28"/>
                 <w:rtl/>
               </w:rPr>
             </w:pPr>
             <w:r>
               <w:rPr>
-                <w:rFonts w:asciiTheme="minorBidi" w:hAnsiTheme="minorBidi"/>
-                <w:b/>
-                <w:bCs/>
+                <w:rFonts w:asciiTheme="minorBidi" w:hAnsiTheme="minorBidi" w:cs="AL-Mateen"/>
                 <w:color w:val="000000" w:themeColor="text1"/>
-                <w:sz w:val="32"/>
-                <w:szCs w:val="32"/>
+                <w:sz w:val="28"/>
+                <w:szCs w:val="28"/>
                 <w:rtl/>
               </w:rPr>
               <w:t>الاسم</w:t>
@@ -114,23 +110,19 @@
               <w:ind w:left="-242"/>
               <w:jc w:val="center"/>
               <w:rPr>
-                <w:rFonts w:asciiTheme="minorBidi" w:hAnsiTheme="minorBidi"/>
-                <w:b/>
-                <w:bCs/>
+                <w:rFonts w:asciiTheme="minorBidi" w:hAnsiTheme="minorBidi" w:cs="AL-Mateen"/>
                 <w:color w:val="000000" w:themeColor="text1"/>
-                <w:sz w:val="32"/>
-                <w:szCs w:val="32"/>
+                <w:sz w:val="28"/>
+                <w:szCs w:val="28"/>
                 <w:rtl/>
               </w:rPr>
             </w:pPr>
             <w:r>
               <w:rPr>
-                <w:rFonts w:asciiTheme="minorBidi" w:hAnsiTheme="minorBidi"/>
-                <w:b/>
-                <w:bCs/>
+                <w:rFonts w:asciiTheme="minorBidi" w:hAnsiTheme="minorBidi" w:cs="AL-Mateen"/>
                 <w:color w:val="000000" w:themeColor="text1"/>
-                <w:sz w:val="32"/>
-                <w:szCs w:val="32"/>
+                <w:sz w:val="28"/>
+                <w:szCs w:val="28"/>
                 <w:rtl/>
               </w:rPr>
               <w:t>الجنسية</w:t>
@@ -155,23 +147,19 @@
               <w:ind w:left="-242"/>
               <w:jc w:val="center"/>
               <w:rPr>
-                <w:rFonts w:asciiTheme="minorBidi" w:hAnsiTheme="minorBidi"/>
-                <w:b/>
-                <w:bCs/>
+                <w:rFonts w:asciiTheme="minorBidi" w:hAnsiTheme="minorBidi" w:cs="AL-Mateen"/>
                 <w:color w:val="000000" w:themeColor="text1"/>
-                <w:sz w:val="32"/>
-                <w:szCs w:val="32"/>
+                <w:sz w:val="28"/>
+                <w:szCs w:val="28"/>
                 <w:rtl/>
               </w:rPr>
             </w:pPr>
             <w:r>
               <w:rPr>
-                <w:rFonts w:asciiTheme="minorBidi" w:hAnsiTheme="minorBidi"/>
-                <w:b/>
-                <w:bCs/>
+                <w:rFonts w:asciiTheme="minorBidi" w:hAnsiTheme="minorBidi" w:cs="AL-Mateen"/>
                 <w:color w:val="000000" w:themeColor="text1"/>
-                <w:sz w:val="32"/>
-                <w:szCs w:val="32"/>
+                <w:sz w:val="28"/>
+                <w:szCs w:val="28"/>
                 <w:rtl/>
               </w:rPr>
               <w:t>رقم الجواز</w:t>
@@ -199,10 +187,10 @@
               <w:ind w:left="-242"/>
               <w:jc w:val="center"/>
               <w:rPr>
-                <w:rFonts w:asciiTheme="minorBidi" w:hAnsiTheme="minorBidi"/>
+                <w:rFonts w:asciiTheme="minorBidi" w:hAnsiTheme="minorBidi" w:cs="AL-Mohanad Bold"/>
                 <w:color w:val="000000" w:themeColor="text1"/>
-                <w:sz w:val="36"/>
-                <w:szCs w:val="36"/>
+                <w:sz w:val="28"/>
+                <w:szCs w:val="28"/>
                 <w:rtl/>
               </w:rPr>
             </w:pPr>
@@ -224,10 +212,10 @@
               <w:ind w:left="-242"/>
               <w:jc w:val="center"/>
               <w:rPr>
-                <w:rFonts w:asciiTheme="minorBidi" w:hAnsiTheme="minorBidi"/>
+                <w:rFonts w:asciiTheme="minorBidi" w:hAnsiTheme="minorBidi" w:cs="AL-Mohanad Bold"/>
                 <w:color w:val="000000" w:themeColor="text1"/>
-                <w:sz w:val="36"/>
-                <w:szCs w:val="36"/>
+                <w:sz w:val="28"/>
+                <w:szCs w:val="28"/>
                 <w:rtl/>
               </w:rPr>
             </w:pPr>
@@ -249,10 +237,10 @@
               <w:ind w:left="-242"/>
               <w:jc w:val="center"/>
               <w:rPr>
-                <w:rFonts w:asciiTheme="minorBidi" w:hAnsiTheme="minorBidi"/>
+                <w:rFonts w:asciiTheme="minorBidi" w:hAnsiTheme="minorBidi" w:cs="AL-Mohanad Bold"/>
                 <w:color w:val="000000" w:themeColor="text1"/>
-                <w:sz w:val="36"/>
-                <w:szCs w:val="36"/>
+                <w:sz w:val="28"/>
+                <w:szCs w:val="28"/>
                 <w:rtl/>
               </w:rPr>
             </w:pPr>
@@ -283,28 +271,1307 @@
     </w:p>
     <w:p>
       <w:pPr>
-        <w:ind w:left="-242"/>
-        <w:rPr>
-          <w:rFonts w:asciiTheme="minorBidi" w:hAnsiTheme="minorBidi"/>
+        <w:spacing w:after="0"/>
+        <w:ind w:left="-668"/>
+        <w:rPr>
+          <w:rFonts w:asciiTheme="minorBidi" w:hAnsiTheme="minorBidi" w:cs="AL-Mateen"/>
           <w:b/>
           <w:bCs/>
           <w:color w:val="000000" w:themeColor="text1"/>
-          <w:sz w:val="40"/>
-          <w:szCs w:val="40"/>
+          <w:sz w:val="36"/>
+          <w:szCs w:val="36"/>
           <w:rtl/>
         </w:rPr>
       </w:pPr>
       <w:r>
         <w:rPr>
-          <w:rFonts w:asciiTheme="minorBidi" w:hAnsiTheme="minorBidi"/>
+          <w:rFonts w:asciiTheme="minorBidi" w:hAnsiTheme="minorBidi" w:cs="AL-Mateen"/>
           <w:b/>
           <w:bCs/>
           <w:color w:val="000000" w:themeColor="text1"/>
-          <w:sz w:val="40"/>
-          <w:szCs w:val="40"/>
+          <w:sz w:val="36"/>
+          <w:szCs w:val="36"/>
           <w:rtl/>
         </w:rPr>
         <w:t xml:space="preserve">سعادة مدير جوازات مطار الملك خالد الدولي                  الموقر               </w:t>
+      </w:r>
+    </w:p>
+    <w:p>
+      <w:pPr>
+        <w:spacing w:after="0"/>
+        <w:ind w:left="-242"/>
+        <w:rPr>
+          <w:rFonts w:asciiTheme="minorBidi" w:hAnsiTheme="minorBidi" w:cs="AL-Mateen"/>
+          <w:b/>
+          <w:bCs/>
+          <w:color w:val="000000" w:themeColor="text1"/>
+          <w:sz w:val="36"/>
+          <w:szCs w:val="36"/>
+          <w:rtl/>
+        </w:rPr>
+      </w:pPr>
+      <w:r>
+        <w:rPr>
+          <w:rFonts w:asciiTheme="minorBidi" w:hAnsiTheme="minorBidi" w:cs="AL-Mateen"/>
+          <w:b/>
+          <w:bCs/>
+          <w:color w:val="000000" w:themeColor="text1"/>
+          <w:sz w:val="36"/>
+          <w:szCs w:val="36"/>
+          <w:rtl/>
+        </w:rPr>
+        <w:t xml:space="preserve">   السلام عليكم ورحمة الله </w:t>
+      </w:r>
+      <w:proofErr w:type="gramStart"/>
+      <w:r>
+        <w:rPr>
+          <w:rFonts w:asciiTheme="minorBidi" w:hAnsiTheme="minorBidi" w:cs="AL-Mateen"/>
+          <w:b/>
+          <w:bCs/>
+          <w:color w:val="000000" w:themeColor="text1"/>
+          <w:sz w:val="36"/>
+          <w:szCs w:val="36"/>
+          <w:rtl/>
+        </w:rPr>
+        <w:t>وبركاته،،،</w:t>
+      </w:r>
+      <w:proofErr w:type="gramEnd"/>
+      <w:r>
+        <w:rPr>
+          <w:rFonts w:asciiTheme="minorBidi" w:hAnsiTheme="minorBidi" w:cs="AL-Mateen"/>
+          <w:b/>
+          <w:bCs/>
+          <w:color w:val="000000" w:themeColor="text1"/>
+          <w:sz w:val="36"/>
+          <w:szCs w:val="36"/>
+          <w:rtl/>
+        </w:rPr>
+        <w:t>وبعد:</w:t>
+      </w:r>
+    </w:p>
+    <w:p>
+      <w:pPr>
+        <w:ind w:left="-809" w:right="-567"/>
+        <w:rPr>
+          <w:rFonts w:asciiTheme="majorBidi" w:hAnsiTheme="majorBidi" w:cs="AL-Mohanad Bold"/>
+          <w:color w:val="000000" w:themeColor="text1"/>
+          <w:sz w:val="32"/>
+          <w:szCs w:val="32"/>
+          <w:rtl/>
+        </w:rPr>
+      </w:pPr>
+      <w:r>
+        <w:rPr>
+          <w:rFonts w:asciiTheme="majorBidi" w:hAnsiTheme="majorBidi" w:cs="AL-Mohanad Bold"/>
+          <w:color w:val="000000" w:themeColor="text1"/>
+          <w:sz w:val="32"/>
+          <w:szCs w:val="32"/>
+          <w:rtl/>
+        </w:rPr>
+        <w:t xml:space="preserve">نفيد سعادتكم أنه في استلامنا لهذا اليوم </w:t>
+      </w:r>
+      <w:proofErr w:type="gramStart"/>
+      <w:r>
+        <w:rPr>
+          <w:rFonts w:asciiTheme="majorBidi" w:hAnsiTheme="majorBidi" w:cs="AL-Mohanad Bold"/>
+          <w:color w:val="000000" w:themeColor="text1"/>
+          <w:sz w:val="32"/>
+          <w:szCs w:val="32"/>
+          <w:rtl/>
+        </w:rPr>
+        <w:t>( )</w:t>
+      </w:r>
+      <w:proofErr w:type="gramEnd"/>
+      <w:r>
+        <w:rPr>
+          <w:rFonts w:asciiTheme="majorBidi" w:hAnsiTheme="majorBidi" w:cs="AL-Mohanad Bold"/>
+          <w:color w:val="000000" w:themeColor="text1"/>
+          <w:sz w:val="32"/>
+          <w:szCs w:val="32"/>
+          <w:rtl/>
+        </w:rPr>
+        <w:t xml:space="preserve"> الموافق   /   /</w:t>
+      </w:r>
+      <w:r>
+        <w:rPr>
+          <w:rFonts w:ascii="Times New Roman" w:hAnsi="Times New Roman" w:cs="Times New Roman" w:hint="cs"/>
+          <w:color w:val="000000" w:themeColor="text1"/>
+          <w:sz w:val="32"/>
+          <w:szCs w:val="32"/>
+          <w:rtl/>
+        </w:rPr>
+        <w:t>١٤٤٦</w:t>
+      </w:r>
+      <w:r>
+        <w:rPr>
+          <w:rFonts w:asciiTheme="majorBidi" w:hAnsiTheme="majorBidi" w:cs="AL-Mohanad Bold" w:hint="cs"/>
+          <w:color w:val="000000" w:themeColor="text1"/>
+          <w:sz w:val="32"/>
+          <w:szCs w:val="32"/>
+          <w:rtl/>
+        </w:rPr>
+        <w:t>هـ</w:t>
+      </w:r>
+      <w:r>
+        <w:rPr>
+          <w:rFonts w:asciiTheme="majorBidi" w:hAnsiTheme="majorBidi" w:cs="AL-Mohanad Bold"/>
+          <w:color w:val="000000" w:themeColor="text1"/>
+          <w:sz w:val="32"/>
+          <w:szCs w:val="32"/>
+          <w:rtl/>
+        </w:rPr>
+        <w:t xml:space="preserve"> </w:t>
+      </w:r>
+      <w:r>
+        <w:rPr>
+          <w:rFonts w:asciiTheme="majorBidi" w:hAnsiTheme="majorBidi" w:cs="AL-Mohanad Bold" w:hint="cs"/>
+          <w:color w:val="000000" w:themeColor="text1"/>
+          <w:sz w:val="32"/>
+          <w:szCs w:val="32"/>
+          <w:rtl/>
+        </w:rPr>
+        <w:t>راجعنا</w:t>
+      </w:r>
+      <w:r>
+        <w:rPr>
+          <w:rFonts w:asciiTheme="majorBidi" w:hAnsiTheme="majorBidi" w:cs="AL-Mohanad Bold"/>
+          <w:color w:val="000000" w:themeColor="text1"/>
+          <w:sz w:val="32"/>
+          <w:szCs w:val="32"/>
+          <w:rtl/>
+        </w:rPr>
+        <w:t xml:space="preserve"> </w:t>
+      </w:r>
+      <w:r>
+        <w:rPr>
+          <w:rFonts w:asciiTheme="majorBidi" w:hAnsiTheme="majorBidi" w:cs="AL-Mohanad Bold" w:hint="cs"/>
+          <w:color w:val="000000" w:themeColor="text1"/>
+          <w:sz w:val="32"/>
+          <w:szCs w:val="32"/>
+          <w:rtl/>
+        </w:rPr>
+        <w:t>الراكب</w:t>
+      </w:r>
+      <w:r>
+        <w:rPr>
+          <w:rFonts w:asciiTheme="majorBidi" w:hAnsiTheme="majorBidi" w:cs="AL-Mohanad Bold"/>
+          <w:color w:val="000000" w:themeColor="text1"/>
+          <w:sz w:val="32"/>
+          <w:szCs w:val="32"/>
+          <w:rtl/>
+        </w:rPr>
+        <w:t xml:space="preserve"> </w:t>
+      </w:r>
+      <w:r>
+        <w:rPr>
+          <w:rFonts w:asciiTheme="majorBidi" w:hAnsiTheme="majorBidi" w:cs="AL-Mohanad Bold" w:hint="cs"/>
+          <w:color w:val="000000" w:themeColor="text1"/>
+          <w:sz w:val="32"/>
+          <w:szCs w:val="32"/>
+          <w:rtl/>
+        </w:rPr>
+        <w:t>الموضحة</w:t>
+      </w:r>
+      <w:r>
+        <w:rPr>
+          <w:rFonts w:asciiTheme="majorBidi" w:hAnsiTheme="majorBidi" w:cs="AL-Mohanad Bold"/>
+          <w:color w:val="000000" w:themeColor="text1"/>
+          <w:sz w:val="32"/>
+          <w:szCs w:val="32"/>
+          <w:rtl/>
+        </w:rPr>
+        <w:t xml:space="preserve"> </w:t>
+      </w:r>
+      <w:r>
+        <w:rPr>
+          <w:rFonts w:asciiTheme="majorBidi" w:hAnsiTheme="majorBidi" w:cs="AL-Mohanad Bold" w:hint="cs"/>
+          <w:color w:val="000000" w:themeColor="text1"/>
+          <w:sz w:val="32"/>
+          <w:szCs w:val="32"/>
+          <w:rtl/>
+        </w:rPr>
+        <w:t>بياناته</w:t>
+      </w:r>
+      <w:r>
+        <w:rPr>
+          <w:rFonts w:asciiTheme="majorBidi" w:hAnsiTheme="majorBidi" w:cs="AL-Mohanad Bold"/>
+          <w:color w:val="000000" w:themeColor="text1"/>
+          <w:sz w:val="32"/>
+          <w:szCs w:val="32"/>
+          <w:rtl/>
+        </w:rPr>
+        <w:t xml:space="preserve"> </w:t>
+      </w:r>
+      <w:r>
+        <w:rPr>
+          <w:rFonts w:asciiTheme="majorBidi" w:hAnsiTheme="majorBidi" w:cs="AL-Mohanad Bold" w:hint="cs"/>
+          <w:color w:val="000000" w:themeColor="text1"/>
+          <w:sz w:val="32"/>
+          <w:szCs w:val="32"/>
+          <w:rtl/>
+        </w:rPr>
+        <w:t>بعالية</w:t>
+      </w:r>
+      <w:r>
+        <w:rPr>
+          <w:rFonts w:asciiTheme="majorBidi" w:hAnsiTheme="majorBidi" w:cs="AL-Mohanad Bold"/>
+          <w:color w:val="000000" w:themeColor="text1"/>
+          <w:sz w:val="32"/>
+          <w:szCs w:val="32"/>
+          <w:rtl/>
+        </w:rPr>
+        <w:t xml:space="preserve"> </w:t>
+      </w:r>
+      <w:r>
+        <w:rPr>
+          <w:rFonts w:asciiTheme="majorBidi" w:hAnsiTheme="majorBidi" w:cs="AL-Mohanad Bold" w:hint="cs"/>
+          <w:color w:val="000000" w:themeColor="text1"/>
+          <w:sz w:val="32"/>
+          <w:szCs w:val="32"/>
+          <w:rtl/>
+        </w:rPr>
+        <w:t>بقصد</w:t>
+      </w:r>
+      <w:r>
+        <w:rPr>
+          <w:rFonts w:asciiTheme="majorBidi" w:hAnsiTheme="majorBidi" w:cs="AL-Mohanad Bold"/>
+          <w:color w:val="000000" w:themeColor="text1"/>
+          <w:sz w:val="32"/>
+          <w:szCs w:val="32"/>
+          <w:rtl/>
+        </w:rPr>
+        <w:t xml:space="preserve"> </w:t>
+      </w:r>
+      <w:r>
+        <w:rPr>
+          <w:rFonts w:asciiTheme="majorBidi" w:hAnsiTheme="majorBidi" w:cs="AL-Mohanad Bold" w:hint="cs"/>
+          <w:color w:val="000000" w:themeColor="text1"/>
+          <w:sz w:val="32"/>
+          <w:szCs w:val="32"/>
+          <w:rtl/>
+        </w:rPr>
+        <w:t>السفر</w:t>
+      </w:r>
+      <w:r>
+        <w:rPr>
+          <w:rFonts w:asciiTheme="majorBidi" w:hAnsiTheme="majorBidi" w:cs="AL-Mohanad Bold"/>
+          <w:color w:val="000000" w:themeColor="text1"/>
+          <w:sz w:val="32"/>
+          <w:szCs w:val="32"/>
+          <w:rtl/>
+        </w:rPr>
+        <w:t xml:space="preserve"> </w:t>
+      </w:r>
+      <w:r>
+        <w:rPr>
+          <w:rFonts w:asciiTheme="majorBidi" w:hAnsiTheme="majorBidi" w:cs="AL-Mohanad Bold" w:hint="cs"/>
+          <w:color w:val="000000" w:themeColor="text1"/>
+          <w:sz w:val="32"/>
+          <w:szCs w:val="32"/>
+          <w:rtl/>
+        </w:rPr>
+        <w:t>على</w:t>
+      </w:r>
+      <w:r>
+        <w:rPr>
+          <w:rFonts w:asciiTheme="majorBidi" w:hAnsiTheme="majorBidi" w:cs="AL-Mohanad Bold"/>
+          <w:color w:val="000000" w:themeColor="text1"/>
+          <w:sz w:val="32"/>
+          <w:szCs w:val="32"/>
+          <w:rtl/>
+        </w:rPr>
+        <w:t xml:space="preserve"> </w:t>
+      </w:r>
+      <w:r>
+        <w:rPr>
+          <w:rFonts w:asciiTheme="majorBidi" w:hAnsiTheme="majorBidi" w:cs="AL-Mohanad Bold" w:hint="cs"/>
+          <w:color w:val="000000" w:themeColor="text1"/>
+          <w:sz w:val="32"/>
+          <w:szCs w:val="32"/>
+          <w:rtl/>
+        </w:rPr>
+        <w:t>متن</w:t>
+      </w:r>
+      <w:r>
+        <w:rPr>
+          <w:rFonts w:asciiTheme="majorBidi" w:hAnsiTheme="majorBidi" w:cs="AL-Mohanad Bold"/>
+          <w:color w:val="000000" w:themeColor="text1"/>
+          <w:sz w:val="32"/>
+          <w:szCs w:val="32"/>
+          <w:rtl/>
+        </w:rPr>
+        <w:t xml:space="preserve"> </w:t>
+      </w:r>
+      <w:r>
+        <w:rPr>
+          <w:rFonts w:asciiTheme="majorBidi" w:hAnsiTheme="majorBidi" w:cs="AL-Mohanad Bold" w:hint="cs"/>
+          <w:color w:val="000000" w:themeColor="text1"/>
+          <w:sz w:val="32"/>
+          <w:szCs w:val="32"/>
+          <w:rtl/>
+        </w:rPr>
+        <w:t>الخطوط</w:t>
+      </w:r>
+      <w:r>
+        <w:rPr>
+          <w:rFonts w:asciiTheme="majorBidi" w:hAnsiTheme="majorBidi" w:cs="AL-Mohanad Bold"/>
+          <w:color w:val="000000" w:themeColor="text1"/>
+          <w:sz w:val="32"/>
+          <w:szCs w:val="32"/>
+          <w:rtl/>
+        </w:rPr>
+        <w:t xml:space="preserve"> () </w:t>
+      </w:r>
+      <w:r>
+        <w:rPr>
+          <w:rFonts w:asciiTheme="majorBidi" w:hAnsiTheme="majorBidi" w:cs="AL-Mohanad Bold" w:hint="cs"/>
+          <w:color w:val="000000" w:themeColor="text1"/>
+          <w:sz w:val="32"/>
+          <w:szCs w:val="32"/>
+          <w:rtl/>
+        </w:rPr>
+        <w:t>رقم</w:t>
+      </w:r>
+      <w:r>
+        <w:rPr>
+          <w:rFonts w:asciiTheme="majorBidi" w:hAnsiTheme="majorBidi" w:cs="AL-Mohanad Bold"/>
+          <w:color w:val="000000" w:themeColor="text1"/>
+          <w:sz w:val="32"/>
+          <w:szCs w:val="32"/>
+          <w:rtl/>
+        </w:rPr>
+        <w:t xml:space="preserve"> () </w:t>
+      </w:r>
+      <w:r>
+        <w:rPr>
+          <w:rFonts w:asciiTheme="majorBidi" w:hAnsiTheme="majorBidi" w:cs="AL-Mohanad Bold" w:hint="cs"/>
+          <w:color w:val="000000" w:themeColor="text1"/>
+          <w:sz w:val="32"/>
+          <w:szCs w:val="32"/>
+          <w:rtl/>
+        </w:rPr>
+        <w:t>المتجهة</w:t>
+      </w:r>
+      <w:r>
+        <w:rPr>
+          <w:rFonts w:asciiTheme="majorBidi" w:hAnsiTheme="majorBidi" w:cs="AL-Mohanad Bold"/>
+          <w:color w:val="000000" w:themeColor="text1"/>
+          <w:sz w:val="32"/>
+          <w:szCs w:val="32"/>
+          <w:rtl/>
+        </w:rPr>
+        <w:t xml:space="preserve"> </w:t>
+      </w:r>
+      <w:r>
+        <w:rPr>
+          <w:rFonts w:asciiTheme="majorBidi" w:hAnsiTheme="majorBidi" w:cs="AL-Mohanad Bold" w:hint="cs"/>
+          <w:color w:val="000000" w:themeColor="text1"/>
+          <w:sz w:val="32"/>
+          <w:szCs w:val="32"/>
+          <w:rtl/>
+        </w:rPr>
+        <w:t>الى</w:t>
+      </w:r>
+      <w:r>
+        <w:rPr>
+          <w:rFonts w:asciiTheme="majorBidi" w:hAnsiTheme="majorBidi" w:cs="AL-Mohanad Bold"/>
+          <w:color w:val="000000" w:themeColor="text1"/>
+          <w:sz w:val="32"/>
+          <w:szCs w:val="32"/>
+          <w:rtl/>
+        </w:rPr>
+        <w:t xml:space="preserve"> () </w:t>
+      </w:r>
+      <w:r>
+        <w:rPr>
+          <w:rFonts w:asciiTheme="majorBidi" w:hAnsiTheme="majorBidi" w:cs="AL-Mohanad Bold" w:hint="cs"/>
+          <w:color w:val="000000" w:themeColor="text1"/>
+          <w:sz w:val="32"/>
+          <w:szCs w:val="32"/>
+          <w:rtl/>
+        </w:rPr>
+        <w:t>و</w:t>
+      </w:r>
+      <w:r>
+        <w:rPr>
+          <w:rFonts w:asciiTheme="majorBidi" w:hAnsiTheme="majorBidi" w:cs="AL-Mohanad Bold"/>
+          <w:color w:val="000000" w:themeColor="text1"/>
+          <w:sz w:val="32"/>
+          <w:szCs w:val="32"/>
+          <w:rtl/>
+        </w:rPr>
+        <w:t xml:space="preserve"> </w:t>
+      </w:r>
+      <w:r>
+        <w:rPr>
+          <w:rFonts w:asciiTheme="majorBidi" w:hAnsiTheme="majorBidi" w:cs="AL-Mohanad Bold" w:hint="cs"/>
+          <w:color w:val="000000" w:themeColor="text1"/>
+          <w:sz w:val="32"/>
+          <w:szCs w:val="32"/>
+          <w:rtl/>
+        </w:rPr>
+        <w:t>اثناء</w:t>
+      </w:r>
+      <w:r>
+        <w:rPr>
+          <w:rFonts w:asciiTheme="majorBidi" w:hAnsiTheme="majorBidi" w:cs="AL-Mohanad Bold"/>
+          <w:color w:val="000000" w:themeColor="text1"/>
+          <w:sz w:val="32"/>
+          <w:szCs w:val="32"/>
+          <w:rtl/>
+        </w:rPr>
+        <w:t xml:space="preserve"> </w:t>
+      </w:r>
+      <w:r>
+        <w:rPr>
+          <w:rFonts w:asciiTheme="majorBidi" w:hAnsiTheme="majorBidi" w:cs="AL-Mohanad Bold" w:hint="cs"/>
+          <w:color w:val="000000" w:themeColor="text1"/>
+          <w:sz w:val="32"/>
+          <w:szCs w:val="32"/>
+          <w:rtl/>
+        </w:rPr>
+        <w:t>الشروع</w:t>
+      </w:r>
+      <w:r>
+        <w:rPr>
+          <w:rFonts w:asciiTheme="majorBidi" w:hAnsiTheme="majorBidi" w:cs="AL-Mohanad Bold"/>
+          <w:color w:val="000000" w:themeColor="text1"/>
+          <w:sz w:val="32"/>
+          <w:szCs w:val="32"/>
+          <w:rtl/>
+        </w:rPr>
+        <w:t xml:space="preserve"> </w:t>
+      </w:r>
+      <w:r>
+        <w:rPr>
+          <w:rFonts w:asciiTheme="majorBidi" w:hAnsiTheme="majorBidi" w:cs="AL-Mohanad Bold" w:hint="cs"/>
+          <w:color w:val="000000" w:themeColor="text1"/>
+          <w:sz w:val="32"/>
+          <w:szCs w:val="32"/>
+          <w:rtl/>
+        </w:rPr>
+        <w:t>في</w:t>
+      </w:r>
+      <w:r>
+        <w:rPr>
+          <w:rFonts w:asciiTheme="majorBidi" w:hAnsiTheme="majorBidi" w:cs="AL-Mohanad Bold"/>
+          <w:color w:val="000000" w:themeColor="text1"/>
+          <w:sz w:val="32"/>
+          <w:szCs w:val="32"/>
+          <w:rtl/>
+        </w:rPr>
+        <w:t xml:space="preserve"> </w:t>
+      </w:r>
+      <w:r>
+        <w:rPr>
+          <w:rFonts w:asciiTheme="majorBidi" w:hAnsiTheme="majorBidi" w:cs="AL-Mohanad Bold" w:hint="cs"/>
+          <w:color w:val="000000" w:themeColor="text1"/>
+          <w:sz w:val="32"/>
+          <w:szCs w:val="32"/>
+          <w:rtl/>
+        </w:rPr>
+        <w:t>انهاء</w:t>
+      </w:r>
+      <w:r>
+        <w:rPr>
+          <w:rFonts w:asciiTheme="majorBidi" w:hAnsiTheme="majorBidi" w:cs="AL-Mohanad Bold"/>
+          <w:color w:val="000000" w:themeColor="text1"/>
+          <w:sz w:val="32"/>
+          <w:szCs w:val="32"/>
+          <w:rtl/>
+        </w:rPr>
+        <w:t xml:space="preserve"> </w:t>
+      </w:r>
+      <w:r>
+        <w:rPr>
+          <w:rFonts w:asciiTheme="majorBidi" w:hAnsiTheme="majorBidi" w:cs="AL-Mohanad Bold" w:hint="cs"/>
+          <w:color w:val="000000" w:themeColor="text1"/>
+          <w:sz w:val="32"/>
+          <w:szCs w:val="32"/>
+          <w:rtl/>
+        </w:rPr>
+        <w:t>إجراءات</w:t>
+      </w:r>
+      <w:r>
+        <w:rPr>
+          <w:rFonts w:asciiTheme="majorBidi" w:hAnsiTheme="majorBidi" w:cs="AL-Mohanad Bold"/>
+          <w:color w:val="000000" w:themeColor="text1"/>
+          <w:sz w:val="32"/>
+          <w:szCs w:val="32"/>
+          <w:rtl/>
+        </w:rPr>
+        <w:t xml:space="preserve"> </w:t>
+      </w:r>
+      <w:r>
+        <w:rPr>
+          <w:rFonts w:asciiTheme="majorBidi" w:hAnsiTheme="majorBidi" w:cs="AL-Mohanad Bold" w:hint="cs"/>
+          <w:color w:val="000000" w:themeColor="text1"/>
+          <w:sz w:val="32"/>
+          <w:szCs w:val="32"/>
+          <w:rtl/>
+        </w:rPr>
+        <w:t>خروجه</w:t>
+      </w:r>
+      <w:r>
+        <w:rPr>
+          <w:rFonts w:asciiTheme="majorBidi" w:hAnsiTheme="majorBidi" w:cs="AL-Mohanad Bold"/>
+          <w:color w:val="000000" w:themeColor="text1"/>
+          <w:sz w:val="32"/>
+          <w:szCs w:val="32"/>
+          <w:rtl/>
+        </w:rPr>
+        <w:t xml:space="preserve"> </w:t>
+      </w:r>
+      <w:r>
+        <w:rPr>
+          <w:rFonts w:asciiTheme="majorBidi" w:hAnsiTheme="majorBidi" w:cs="AL-Mohanad Bold" w:hint="cs"/>
+          <w:color w:val="000000" w:themeColor="text1"/>
+          <w:sz w:val="32"/>
+          <w:szCs w:val="32"/>
+          <w:rtl/>
+        </w:rPr>
+        <w:t>اتضح</w:t>
+      </w:r>
+      <w:r>
+        <w:rPr>
+          <w:rFonts w:asciiTheme="majorBidi" w:hAnsiTheme="majorBidi" w:cs="AL-Mohanad Bold"/>
+          <w:color w:val="000000" w:themeColor="text1"/>
+          <w:sz w:val="32"/>
+          <w:szCs w:val="32"/>
+          <w:rtl/>
+        </w:rPr>
+        <w:t xml:space="preserve"> </w:t>
+      </w:r>
+      <w:r>
+        <w:rPr>
+          <w:rFonts w:asciiTheme="majorBidi" w:hAnsiTheme="majorBidi" w:cs="AL-Mohanad Bold" w:hint="cs"/>
+          <w:color w:val="000000" w:themeColor="text1"/>
+          <w:sz w:val="32"/>
+          <w:szCs w:val="32"/>
+          <w:rtl/>
+        </w:rPr>
+        <w:t>بأنه</w:t>
+      </w:r>
+      <w:r>
+        <w:rPr>
+          <w:rFonts w:asciiTheme="majorBidi" w:hAnsiTheme="majorBidi" w:cs="AL-Mohanad Bold"/>
+          <w:color w:val="000000" w:themeColor="text1"/>
+          <w:sz w:val="32"/>
+          <w:szCs w:val="32"/>
+          <w:rtl/>
+        </w:rPr>
+        <w:t xml:space="preserve"> </w:t>
+      </w:r>
+      <w:r>
+        <w:rPr>
+          <w:rFonts w:asciiTheme="majorBidi" w:hAnsiTheme="majorBidi" w:cs="AL-Mohanad Bold" w:hint="cs"/>
+          <w:color w:val="000000" w:themeColor="text1"/>
+          <w:sz w:val="32"/>
+          <w:szCs w:val="32"/>
+          <w:rtl/>
+        </w:rPr>
+        <w:t>يحمل</w:t>
+      </w:r>
+      <w:r>
+        <w:rPr>
+          <w:rFonts w:asciiTheme="majorBidi" w:hAnsiTheme="majorBidi" w:cs="AL-Mohanad Bold"/>
+          <w:color w:val="000000" w:themeColor="text1"/>
+          <w:sz w:val="32"/>
+          <w:szCs w:val="32"/>
+          <w:rtl/>
+        </w:rPr>
+        <w:t xml:space="preserve"> </w:t>
+      </w:r>
+      <w:r>
+        <w:rPr>
+          <w:rFonts w:asciiTheme="majorBidi" w:hAnsiTheme="majorBidi" w:cs="AL-Mohanad Bold" w:hint="cs"/>
+          <w:color w:val="000000" w:themeColor="text1"/>
+          <w:sz w:val="32"/>
+          <w:szCs w:val="32"/>
+          <w:rtl/>
+        </w:rPr>
+        <w:t>جواز</w:t>
+      </w:r>
+      <w:r>
+        <w:rPr>
+          <w:rFonts w:asciiTheme="majorBidi" w:hAnsiTheme="majorBidi" w:cs="AL-Mohanad Bold"/>
+          <w:color w:val="000000" w:themeColor="text1"/>
+          <w:sz w:val="32"/>
+          <w:szCs w:val="32"/>
+          <w:rtl/>
+        </w:rPr>
+        <w:t xml:space="preserve"> (</w:t>
+      </w:r>
+      <w:r>
+        <w:rPr>
+          <w:rFonts w:asciiTheme="majorBidi" w:hAnsiTheme="majorBidi" w:cs="AL-Mohanad Bold" w:hint="cs"/>
+          <w:color w:val="000000" w:themeColor="text1"/>
+          <w:sz w:val="32"/>
+          <w:szCs w:val="32"/>
+          <w:rtl/>
+        </w:rPr>
+        <w:t>فلسطيني</w:t>
+      </w:r>
+      <w:r>
+        <w:rPr>
+          <w:rFonts w:asciiTheme="majorBidi" w:hAnsiTheme="majorBidi" w:cs="AL-Mohanad Bold"/>
+          <w:color w:val="000000" w:themeColor="text1"/>
+          <w:sz w:val="32"/>
+          <w:szCs w:val="32"/>
+          <w:rtl/>
+        </w:rPr>
+        <w:t xml:space="preserve"> </w:t>
+      </w:r>
+      <w:r>
+        <w:rPr>
+          <w:rFonts w:asciiTheme="majorBidi" w:hAnsiTheme="majorBidi" w:cs="AL-Mohanad Bold" w:hint="cs"/>
+          <w:color w:val="000000" w:themeColor="text1"/>
+          <w:sz w:val="32"/>
+          <w:szCs w:val="32"/>
+          <w:rtl/>
+        </w:rPr>
+        <w:t>بوثيقة</w:t>
+      </w:r>
+      <w:r>
+        <w:rPr>
+          <w:rFonts w:asciiTheme="majorBidi" w:hAnsiTheme="majorBidi" w:cs="AL-Mohanad Bold"/>
+          <w:color w:val="000000" w:themeColor="text1"/>
+          <w:sz w:val="32"/>
+          <w:szCs w:val="32"/>
+          <w:rtl/>
+        </w:rPr>
+        <w:t xml:space="preserve"> </w:t>
+      </w:r>
+      <w:r>
+        <w:rPr>
+          <w:rFonts w:asciiTheme="majorBidi" w:hAnsiTheme="majorBidi" w:cs="AL-Mohanad Bold" w:hint="cs"/>
+          <w:color w:val="000000" w:themeColor="text1"/>
+          <w:sz w:val="32"/>
+          <w:szCs w:val="32"/>
+          <w:rtl/>
+        </w:rPr>
+        <w:t>مصرية</w:t>
+      </w:r>
+      <w:r>
+        <w:rPr>
+          <w:rFonts w:asciiTheme="majorBidi" w:hAnsiTheme="majorBidi" w:cs="AL-Mohanad Bold"/>
+          <w:color w:val="000000" w:themeColor="text1"/>
+          <w:sz w:val="32"/>
+          <w:szCs w:val="32"/>
+          <w:rtl/>
+        </w:rPr>
+        <w:t xml:space="preserve">) </w:t>
+      </w:r>
+      <w:r>
+        <w:rPr>
+          <w:rFonts w:asciiTheme="majorBidi" w:hAnsiTheme="majorBidi" w:cs="AL-Mohanad Bold" w:hint="cs"/>
+          <w:color w:val="000000" w:themeColor="text1"/>
+          <w:sz w:val="32"/>
+          <w:szCs w:val="32"/>
+          <w:rtl/>
+        </w:rPr>
+        <w:t>و</w:t>
+      </w:r>
+      <w:r>
+        <w:rPr>
+          <w:rFonts w:asciiTheme="majorBidi" w:hAnsiTheme="majorBidi" w:cs="AL-Mohanad Bold"/>
+          <w:color w:val="000000" w:themeColor="text1"/>
+          <w:sz w:val="32"/>
+          <w:szCs w:val="32"/>
+          <w:rtl/>
+        </w:rPr>
+        <w:t xml:space="preserve"> </w:t>
+      </w:r>
+      <w:r>
+        <w:rPr>
+          <w:rFonts w:asciiTheme="majorBidi" w:hAnsiTheme="majorBidi" w:cs="AL-Mohanad Bold" w:hint="cs"/>
+          <w:color w:val="000000" w:themeColor="text1"/>
+          <w:sz w:val="32"/>
+          <w:szCs w:val="32"/>
+          <w:rtl/>
+        </w:rPr>
+        <w:t>في</w:t>
+      </w:r>
+      <w:r>
+        <w:rPr>
+          <w:rFonts w:asciiTheme="majorBidi" w:hAnsiTheme="majorBidi" w:cs="AL-Mohanad Bold"/>
+          <w:color w:val="000000" w:themeColor="text1"/>
+          <w:sz w:val="32"/>
+          <w:szCs w:val="32"/>
+          <w:rtl/>
+        </w:rPr>
+        <w:t xml:space="preserve"> </w:t>
+      </w:r>
+      <w:r>
+        <w:rPr>
+          <w:rFonts w:asciiTheme="majorBidi" w:hAnsiTheme="majorBidi" w:cs="AL-Mohanad Bold" w:hint="cs"/>
+          <w:color w:val="000000" w:themeColor="text1"/>
+          <w:sz w:val="32"/>
+          <w:szCs w:val="32"/>
+          <w:rtl/>
+        </w:rPr>
+        <w:t>النظام</w:t>
+      </w:r>
+      <w:r>
+        <w:rPr>
+          <w:rFonts w:asciiTheme="majorBidi" w:hAnsiTheme="majorBidi" w:cs="AL-Mohanad Bold"/>
+          <w:color w:val="000000" w:themeColor="text1"/>
+          <w:sz w:val="32"/>
+          <w:szCs w:val="32"/>
+          <w:rtl/>
+        </w:rPr>
+        <w:t xml:space="preserve"> (</w:t>
+      </w:r>
+      <w:r>
+        <w:rPr>
+          <w:rFonts w:asciiTheme="majorBidi" w:hAnsiTheme="majorBidi" w:cs="AL-Mohanad Bold" w:hint="cs"/>
+          <w:color w:val="000000" w:themeColor="text1"/>
+          <w:sz w:val="32"/>
+          <w:szCs w:val="32"/>
+          <w:rtl/>
+        </w:rPr>
+        <w:t>فلسطيني</w:t>
+      </w:r>
+      <w:r>
+        <w:rPr>
+          <w:rFonts w:asciiTheme="majorBidi" w:hAnsiTheme="majorBidi" w:cs="AL-Mohanad Bold"/>
+          <w:color w:val="000000" w:themeColor="text1"/>
+          <w:sz w:val="32"/>
+          <w:szCs w:val="32"/>
+          <w:rtl/>
+        </w:rPr>
+        <w:t xml:space="preserve">) </w:t>
+      </w:r>
+      <w:r>
+        <w:rPr>
+          <w:rFonts w:asciiTheme="majorBidi" w:hAnsiTheme="majorBidi" w:cs="AL-Mohanad Bold" w:hint="cs"/>
+          <w:color w:val="000000" w:themeColor="text1"/>
+          <w:sz w:val="32"/>
+          <w:szCs w:val="32"/>
+          <w:rtl/>
+        </w:rPr>
+        <w:t>و</w:t>
+      </w:r>
+      <w:r>
+        <w:rPr>
+          <w:rFonts w:asciiTheme="majorBidi" w:hAnsiTheme="majorBidi" w:cs="AL-Mohanad Bold"/>
+          <w:color w:val="000000" w:themeColor="text1"/>
+          <w:sz w:val="32"/>
+          <w:szCs w:val="32"/>
+          <w:rtl/>
+        </w:rPr>
+        <w:t xml:space="preserve"> </w:t>
+      </w:r>
+      <w:r>
+        <w:rPr>
+          <w:rFonts w:asciiTheme="majorBidi" w:hAnsiTheme="majorBidi" w:cs="AL-Mohanad Bold" w:hint="cs"/>
+          <w:color w:val="000000" w:themeColor="text1"/>
+          <w:sz w:val="32"/>
+          <w:szCs w:val="32"/>
+          <w:rtl/>
+        </w:rPr>
+        <w:t>يحمل</w:t>
+      </w:r>
+      <w:r>
+        <w:rPr>
+          <w:rFonts w:asciiTheme="majorBidi" w:hAnsiTheme="majorBidi" w:cs="AL-Mohanad Bold"/>
+          <w:color w:val="000000" w:themeColor="text1"/>
+          <w:sz w:val="32"/>
+          <w:szCs w:val="32"/>
+          <w:rtl/>
+        </w:rPr>
+        <w:t xml:space="preserve"> </w:t>
+      </w:r>
+      <w:r>
+        <w:rPr>
+          <w:rFonts w:asciiTheme="majorBidi" w:hAnsiTheme="majorBidi" w:cs="AL-Mohanad Bold" w:hint="cs"/>
+          <w:color w:val="000000" w:themeColor="text1"/>
+          <w:sz w:val="32"/>
+          <w:szCs w:val="32"/>
+          <w:rtl/>
+        </w:rPr>
+        <w:t>تأشيرة</w:t>
+      </w:r>
+      <w:r>
+        <w:rPr>
+          <w:rFonts w:asciiTheme="majorBidi" w:hAnsiTheme="majorBidi" w:cs="AL-Mohanad Bold"/>
+          <w:color w:val="000000" w:themeColor="text1"/>
+          <w:sz w:val="32"/>
+          <w:szCs w:val="32"/>
+          <w:rtl/>
+        </w:rPr>
+        <w:t xml:space="preserve"> </w:t>
+      </w:r>
+      <w:r>
+        <w:rPr>
+          <w:rFonts w:asciiTheme="majorBidi" w:hAnsiTheme="majorBidi" w:cs="AL-Mohanad Bold" w:hint="cs"/>
+          <w:color w:val="000000" w:themeColor="text1"/>
+          <w:sz w:val="32"/>
+          <w:szCs w:val="32"/>
+          <w:rtl/>
+        </w:rPr>
+        <w:t>خروج</w:t>
+      </w:r>
+      <w:r>
+        <w:rPr>
+          <w:rFonts w:asciiTheme="majorBidi" w:hAnsiTheme="majorBidi" w:cs="AL-Mohanad Bold"/>
+          <w:color w:val="000000" w:themeColor="text1"/>
+          <w:sz w:val="32"/>
+          <w:szCs w:val="32"/>
+          <w:rtl/>
+        </w:rPr>
+        <w:t xml:space="preserve"> </w:t>
+      </w:r>
+      <w:r>
+        <w:rPr>
+          <w:rFonts w:asciiTheme="majorBidi" w:hAnsiTheme="majorBidi" w:cs="AL-Mohanad Bold" w:hint="cs"/>
+          <w:color w:val="000000" w:themeColor="text1"/>
+          <w:sz w:val="32"/>
+          <w:szCs w:val="32"/>
+          <w:rtl/>
+        </w:rPr>
+        <w:t>و</w:t>
+      </w:r>
+      <w:r>
+        <w:rPr>
+          <w:rFonts w:asciiTheme="majorBidi" w:hAnsiTheme="majorBidi" w:cs="AL-Mohanad Bold"/>
+          <w:color w:val="000000" w:themeColor="text1"/>
+          <w:sz w:val="32"/>
+          <w:szCs w:val="32"/>
+          <w:rtl/>
+        </w:rPr>
+        <w:t xml:space="preserve"> </w:t>
+      </w:r>
+      <w:r>
+        <w:rPr>
+          <w:rFonts w:asciiTheme="majorBidi" w:hAnsiTheme="majorBidi" w:cs="AL-Mohanad Bold" w:hint="cs"/>
+          <w:color w:val="000000" w:themeColor="text1"/>
+          <w:sz w:val="32"/>
+          <w:szCs w:val="32"/>
+          <w:rtl/>
+        </w:rPr>
+        <w:t>عودة</w:t>
+      </w:r>
+      <w:r>
+        <w:rPr>
+          <w:rFonts w:asciiTheme="majorBidi" w:hAnsiTheme="majorBidi" w:cs="AL-Mohanad Bold"/>
+          <w:color w:val="000000" w:themeColor="text1"/>
+          <w:sz w:val="32"/>
+          <w:szCs w:val="32"/>
+          <w:rtl/>
+        </w:rPr>
+        <w:t xml:space="preserve"> </w:t>
+      </w:r>
+      <w:r>
+        <w:rPr>
+          <w:rFonts w:asciiTheme="majorBidi" w:hAnsiTheme="majorBidi" w:cs="AL-Mohanad Bold" w:hint="cs"/>
+          <w:color w:val="000000" w:themeColor="text1"/>
+          <w:sz w:val="32"/>
+          <w:szCs w:val="32"/>
+          <w:rtl/>
+        </w:rPr>
+        <w:t>و</w:t>
+      </w:r>
+      <w:r>
+        <w:rPr>
+          <w:rFonts w:asciiTheme="majorBidi" w:hAnsiTheme="majorBidi" w:cs="AL-Mohanad Bold"/>
+          <w:color w:val="000000" w:themeColor="text1"/>
+          <w:sz w:val="32"/>
+          <w:szCs w:val="32"/>
+          <w:rtl/>
+        </w:rPr>
+        <w:t xml:space="preserve"> </w:t>
+      </w:r>
+      <w:r>
+        <w:rPr>
+          <w:rFonts w:asciiTheme="majorBidi" w:hAnsiTheme="majorBidi" w:cs="AL-Mohanad Bold" w:hint="cs"/>
+          <w:color w:val="000000" w:themeColor="text1"/>
+          <w:sz w:val="32"/>
+          <w:szCs w:val="32"/>
+          <w:rtl/>
+        </w:rPr>
+        <w:t>تم</w:t>
+      </w:r>
+      <w:r>
+        <w:rPr>
+          <w:rFonts w:asciiTheme="majorBidi" w:hAnsiTheme="majorBidi" w:cs="AL-Mohanad Bold"/>
+          <w:color w:val="000000" w:themeColor="text1"/>
+          <w:sz w:val="32"/>
+          <w:szCs w:val="32"/>
+          <w:rtl/>
+        </w:rPr>
+        <w:t xml:space="preserve"> </w:t>
+      </w:r>
+      <w:r>
+        <w:rPr>
+          <w:rFonts w:asciiTheme="majorBidi" w:hAnsiTheme="majorBidi" w:cs="AL-Mohanad Bold" w:hint="cs"/>
+          <w:color w:val="000000" w:themeColor="text1"/>
+          <w:sz w:val="32"/>
+          <w:szCs w:val="32"/>
+          <w:rtl/>
+        </w:rPr>
+        <w:t>السماح</w:t>
+      </w:r>
+      <w:r>
+        <w:rPr>
+          <w:rFonts w:asciiTheme="majorBidi" w:hAnsiTheme="majorBidi" w:cs="AL-Mohanad Bold"/>
+          <w:color w:val="000000" w:themeColor="text1"/>
+          <w:sz w:val="32"/>
+          <w:szCs w:val="32"/>
+          <w:rtl/>
+        </w:rPr>
+        <w:t xml:space="preserve"> </w:t>
+      </w:r>
+      <w:r>
+        <w:rPr>
+          <w:rFonts w:asciiTheme="majorBidi" w:hAnsiTheme="majorBidi" w:cs="AL-Mohanad Bold" w:hint="cs"/>
+          <w:color w:val="000000" w:themeColor="text1"/>
+          <w:sz w:val="32"/>
+          <w:szCs w:val="32"/>
+          <w:rtl/>
+        </w:rPr>
+        <w:t>له</w:t>
+      </w:r>
+      <w:r>
+        <w:rPr>
+          <w:rFonts w:asciiTheme="majorBidi" w:hAnsiTheme="majorBidi" w:cs="AL-Mohanad Bold"/>
+          <w:color w:val="000000" w:themeColor="text1"/>
+          <w:sz w:val="32"/>
+          <w:szCs w:val="32"/>
+          <w:rtl/>
+        </w:rPr>
+        <w:t xml:space="preserve"> </w:t>
+      </w:r>
+      <w:r>
+        <w:rPr>
+          <w:rFonts w:asciiTheme="majorBidi" w:hAnsiTheme="majorBidi" w:cs="AL-Mohanad Bold" w:hint="cs"/>
+          <w:color w:val="000000" w:themeColor="text1"/>
+          <w:sz w:val="32"/>
+          <w:szCs w:val="32"/>
+          <w:rtl/>
+        </w:rPr>
+        <w:t>بالسفر</w:t>
+      </w:r>
+      <w:r>
+        <w:rPr>
+          <w:rFonts w:asciiTheme="majorBidi" w:hAnsiTheme="majorBidi" w:cs="AL-Mohanad Bold"/>
+          <w:color w:val="000000" w:themeColor="text1"/>
+          <w:sz w:val="32"/>
+          <w:szCs w:val="32"/>
+          <w:rtl/>
+        </w:rPr>
+        <w:t xml:space="preserve"> </w:t>
+      </w:r>
+      <w:r>
+        <w:rPr>
+          <w:rFonts w:asciiTheme="majorBidi" w:hAnsiTheme="majorBidi" w:cs="AL-Mohanad Bold" w:hint="cs"/>
+          <w:color w:val="000000" w:themeColor="text1"/>
+          <w:sz w:val="32"/>
+          <w:szCs w:val="32"/>
+          <w:rtl/>
+        </w:rPr>
+        <w:t>بعد</w:t>
+      </w:r>
+      <w:r>
+        <w:rPr>
+          <w:rFonts w:asciiTheme="majorBidi" w:hAnsiTheme="majorBidi" w:cs="AL-Mohanad Bold"/>
+          <w:color w:val="000000" w:themeColor="text1"/>
+          <w:sz w:val="32"/>
+          <w:szCs w:val="32"/>
+          <w:rtl/>
+        </w:rPr>
+        <w:t xml:space="preserve"> </w:t>
+      </w:r>
+      <w:r>
+        <w:rPr>
+          <w:rFonts w:asciiTheme="majorBidi" w:hAnsiTheme="majorBidi" w:cs="AL-Mohanad Bold" w:hint="cs"/>
+          <w:color w:val="000000" w:themeColor="text1"/>
+          <w:sz w:val="32"/>
+          <w:szCs w:val="32"/>
+          <w:rtl/>
+        </w:rPr>
+        <w:t>أخذ</w:t>
+      </w:r>
+      <w:r>
+        <w:rPr>
+          <w:rFonts w:asciiTheme="majorBidi" w:hAnsiTheme="majorBidi" w:cs="AL-Mohanad Bold"/>
+          <w:color w:val="000000" w:themeColor="text1"/>
+          <w:sz w:val="32"/>
+          <w:szCs w:val="32"/>
+          <w:rtl/>
+        </w:rPr>
+        <w:t xml:space="preserve"> </w:t>
+      </w:r>
+      <w:r>
+        <w:rPr>
+          <w:rFonts w:asciiTheme="majorBidi" w:hAnsiTheme="majorBidi" w:cs="AL-Mohanad Bold" w:hint="cs"/>
+          <w:color w:val="000000" w:themeColor="text1"/>
+          <w:sz w:val="32"/>
+          <w:szCs w:val="32"/>
+          <w:rtl/>
+        </w:rPr>
+        <w:t>التعهد</w:t>
+      </w:r>
+      <w:r>
+        <w:rPr>
+          <w:rFonts w:asciiTheme="majorBidi" w:hAnsiTheme="majorBidi" w:cs="AL-Mohanad Bold"/>
+          <w:color w:val="000000" w:themeColor="text1"/>
+          <w:sz w:val="32"/>
+          <w:szCs w:val="32"/>
+          <w:rtl/>
+        </w:rPr>
+        <w:t xml:space="preserve"> </w:t>
+      </w:r>
+      <w:r>
+        <w:rPr>
+          <w:rFonts w:asciiTheme="majorBidi" w:hAnsiTheme="majorBidi" w:cs="AL-Mohanad Bold" w:hint="cs"/>
+          <w:color w:val="000000" w:themeColor="text1"/>
+          <w:sz w:val="32"/>
+          <w:szCs w:val="32"/>
+          <w:rtl/>
+        </w:rPr>
+        <w:t>عليه</w:t>
+      </w:r>
+      <w:r>
+        <w:rPr>
+          <w:rFonts w:asciiTheme="majorBidi" w:hAnsiTheme="majorBidi" w:cs="AL-Mohanad Bold"/>
+          <w:color w:val="000000" w:themeColor="text1"/>
+          <w:sz w:val="32"/>
+          <w:szCs w:val="32"/>
+          <w:rtl/>
+        </w:rPr>
+        <w:t xml:space="preserve"> </w:t>
+      </w:r>
+      <w:r>
+        <w:rPr>
+          <w:rFonts w:asciiTheme="majorBidi" w:hAnsiTheme="majorBidi" w:cs="AL-Mohanad Bold" w:hint="cs"/>
+          <w:color w:val="000000" w:themeColor="text1"/>
+          <w:sz w:val="32"/>
+          <w:szCs w:val="32"/>
+          <w:rtl/>
+        </w:rPr>
+        <w:t>بالمراجعة</w:t>
+      </w:r>
+      <w:r>
+        <w:rPr>
+          <w:rFonts w:asciiTheme="majorBidi" w:hAnsiTheme="majorBidi" w:cs="AL-Mohanad Bold"/>
+          <w:color w:val="000000" w:themeColor="text1"/>
+          <w:sz w:val="32"/>
+          <w:szCs w:val="32"/>
+          <w:rtl/>
+        </w:rPr>
+        <w:t xml:space="preserve"> </w:t>
+      </w:r>
+      <w:r>
+        <w:rPr>
+          <w:rFonts w:asciiTheme="majorBidi" w:hAnsiTheme="majorBidi" w:cs="AL-Mohanad Bold" w:hint="cs"/>
+          <w:color w:val="000000" w:themeColor="text1"/>
+          <w:sz w:val="32"/>
+          <w:szCs w:val="32"/>
+          <w:rtl/>
+        </w:rPr>
+        <w:t>لتصحيح</w:t>
+      </w:r>
+      <w:r>
+        <w:rPr>
+          <w:rFonts w:asciiTheme="majorBidi" w:hAnsiTheme="majorBidi" w:cs="AL-Mohanad Bold"/>
+          <w:color w:val="000000" w:themeColor="text1"/>
+          <w:sz w:val="32"/>
+          <w:szCs w:val="32"/>
+          <w:rtl/>
+        </w:rPr>
+        <w:t xml:space="preserve"> </w:t>
+      </w:r>
+      <w:r>
+        <w:rPr>
+          <w:rFonts w:asciiTheme="majorBidi" w:hAnsiTheme="majorBidi" w:cs="AL-Mohanad Bold" w:hint="cs"/>
+          <w:color w:val="000000" w:themeColor="text1"/>
+          <w:sz w:val="32"/>
+          <w:szCs w:val="32"/>
+          <w:rtl/>
+        </w:rPr>
+        <w:t>وضعه</w:t>
+      </w:r>
+      <w:r>
+        <w:rPr>
+          <w:rFonts w:asciiTheme="majorBidi" w:hAnsiTheme="majorBidi" w:cs="AL-Mohanad Bold"/>
+          <w:color w:val="000000" w:themeColor="text1"/>
+          <w:sz w:val="32"/>
+          <w:szCs w:val="32"/>
+          <w:rtl/>
+        </w:rPr>
+        <w:t xml:space="preserve"> </w:t>
+      </w:r>
+      <w:r>
+        <w:rPr>
+          <w:rFonts w:asciiTheme="majorBidi" w:hAnsiTheme="majorBidi" w:cs="AL-Mohanad Bold" w:hint="cs"/>
+          <w:color w:val="000000" w:themeColor="text1"/>
+          <w:sz w:val="32"/>
+          <w:szCs w:val="32"/>
+          <w:rtl/>
+        </w:rPr>
+        <w:t>وذالك</w:t>
+      </w:r>
+      <w:r>
+        <w:rPr>
+          <w:rFonts w:asciiTheme="majorBidi" w:hAnsiTheme="majorBidi" w:cs="AL-Mohanad Bold"/>
+          <w:color w:val="000000" w:themeColor="text1"/>
+          <w:sz w:val="32"/>
+          <w:szCs w:val="32"/>
+          <w:rtl/>
+        </w:rPr>
+        <w:t xml:space="preserve"> </w:t>
+      </w:r>
+      <w:r>
+        <w:rPr>
+          <w:rFonts w:asciiTheme="majorBidi" w:hAnsiTheme="majorBidi" w:cs="AL-Mohanad Bold" w:hint="cs"/>
+          <w:color w:val="000000" w:themeColor="text1"/>
+          <w:sz w:val="32"/>
+          <w:szCs w:val="32"/>
+          <w:rtl/>
+        </w:rPr>
+        <w:t>حسب</w:t>
+      </w:r>
+      <w:r>
+        <w:rPr>
+          <w:rFonts w:asciiTheme="majorBidi" w:hAnsiTheme="majorBidi" w:cs="AL-Mohanad Bold"/>
+          <w:color w:val="000000" w:themeColor="text1"/>
+          <w:sz w:val="32"/>
+          <w:szCs w:val="32"/>
+          <w:rtl/>
+        </w:rPr>
+        <w:t xml:space="preserve"> </w:t>
+      </w:r>
+      <w:r>
+        <w:rPr>
+          <w:rFonts w:asciiTheme="majorBidi" w:hAnsiTheme="majorBidi" w:cs="AL-Mohanad Bold" w:hint="cs"/>
+          <w:color w:val="000000" w:themeColor="text1"/>
+          <w:sz w:val="32"/>
+          <w:szCs w:val="32"/>
+          <w:rtl/>
+        </w:rPr>
+        <w:t>توجيهات</w:t>
+      </w:r>
+      <w:r>
+        <w:rPr>
+          <w:rFonts w:asciiTheme="majorBidi" w:hAnsiTheme="majorBidi" w:cs="AL-Mohanad Bold"/>
+          <w:color w:val="000000" w:themeColor="text1"/>
+          <w:sz w:val="32"/>
+          <w:szCs w:val="32"/>
+          <w:rtl/>
+        </w:rPr>
+        <w:t xml:space="preserve"> </w:t>
+      </w:r>
+      <w:r>
+        <w:rPr>
+          <w:rFonts w:asciiTheme="majorBidi" w:hAnsiTheme="majorBidi" w:cs="AL-Mohanad Bold"/>
+          <w:color w:val="000000" w:themeColor="text1"/>
+          <w:sz w:val="32"/>
+          <w:szCs w:val="32"/>
+          <w:rtl/>
+        </w:rPr>
+        <w:t>( )</w:t>
+      </w:r>
+    </w:p>
+    <w:p>
+      <w:pPr>
+        <w:ind w:left="-809"/>
+        <w:rPr>
+          <w:rFonts w:asciiTheme="majorBidi" w:hAnsiTheme="majorBidi" w:cs="AL-Mohanad Bold"/>
+          <w:color w:val="000000" w:themeColor="text1"/>
+          <w:sz w:val="32"/>
+          <w:szCs w:val="32"/>
+          <w:rtl/>
+        </w:rPr>
+      </w:pPr>
+      <w:r>
+        <w:rPr>
+          <w:rFonts w:asciiTheme="majorBidi" w:hAnsiTheme="majorBidi" w:cs="AL-Mohanad Bold"/>
+          <w:color w:val="000000" w:themeColor="text1"/>
+          <w:sz w:val="32"/>
+          <w:szCs w:val="32"/>
+          <w:rtl/>
+        </w:rPr>
+        <w:t xml:space="preserve"> مرفق لسعادتكم </w:t>
+      </w:r>
+      <w:r>
+        <w:rPr>
+          <w:rFonts w:asciiTheme="majorBidi" w:hAnsiTheme="majorBidi" w:cs="AL-Mohanad Bold"/>
+          <w:color w:val="000000" w:themeColor="text1"/>
+          <w:sz w:val="32"/>
+          <w:szCs w:val="32"/>
+          <w:rtl/>
+        </w:rPr>
+        <w:t>صورة من الجواز والإقامة والتعهد.</w:t>
+      </w:r>
+    </w:p>
+    <w:p>
+      <w:pPr>
+        <w:rPr>
+          <w:rFonts w:asciiTheme="majorBidi" w:hAnsiTheme="majorBidi" w:cs="AL-Mateen"/>
+          <w:color w:val="000000" w:themeColor="text1"/>
+          <w:sz w:val="32"/>
+          <w:szCs w:val="32"/>
+          <w:rtl/>
+        </w:rPr>
+      </w:pPr>
+      <w:r>
+        <w:rPr>
+          <w:rFonts w:asciiTheme="majorBidi" w:hAnsiTheme="majorBidi" w:cs="AL-Mateen"/>
+          <w:color w:val="000000" w:themeColor="text1"/>
+          <w:sz w:val="36"/>
+          <w:szCs w:val="36"/>
+          <w:rtl/>
+        </w:rPr>
+        <w:t xml:space="preserve">  </w:t>
+      </w:r>
+      <w:r>
+        <w:rPr>
+          <w:rFonts w:asciiTheme="majorBidi" w:hAnsiTheme="majorBidi" w:cs="AL-Mateen"/>
+          <w:b/>
+          <w:bCs/>
+          <w:color w:val="000000" w:themeColor="text1"/>
+          <w:sz w:val="32"/>
+          <w:szCs w:val="32"/>
+          <w:rtl/>
+        </w:rPr>
+        <w:t xml:space="preserve">هذا ما لزم الرفع به لسعادتكم بأمل الاطلاع </w:t>
+      </w:r>
+      <w:proofErr w:type="gramStart"/>
+      <w:r>
+        <w:rPr>
+          <w:rFonts w:asciiTheme="majorBidi" w:hAnsiTheme="majorBidi" w:cs="AL-Mateen"/>
+          <w:b/>
+          <w:bCs/>
+          <w:color w:val="000000" w:themeColor="text1"/>
+          <w:sz w:val="32"/>
+          <w:szCs w:val="32"/>
+          <w:rtl/>
+        </w:rPr>
+        <w:t>والإحاطة ،</w:t>
+      </w:r>
+      <w:proofErr w:type="gramEnd"/>
+      <w:r>
+        <w:rPr>
+          <w:rFonts w:asciiTheme="majorBidi" w:hAnsiTheme="majorBidi" w:cs="AL-Mateen"/>
+          <w:b/>
+          <w:bCs/>
+          <w:color w:val="000000" w:themeColor="text1"/>
+          <w:sz w:val="32"/>
+          <w:szCs w:val="32"/>
+          <w:rtl/>
+        </w:rPr>
+        <w:t xml:space="preserve">،، والسلام عليكم </w:t>
+      </w:r>
+      <w:r>
+        <w:rPr>
+          <w:rFonts w:asciiTheme="majorBidi" w:hAnsiTheme="majorBidi" w:cs="AL-Mateen"/>
+          <w:color w:val="000000" w:themeColor="text1"/>
+          <w:sz w:val="32"/>
+          <w:szCs w:val="32"/>
+          <w:rtl/>
+        </w:rPr>
+        <w:t> </w:t>
       </w:r>
     </w:p>
     <w:p>
@@ -323,213 +1590,18 @@
       <w:r>
         <w:rPr>
           <w:rFonts w:asciiTheme="minorBidi" w:hAnsiTheme="minorBidi"/>
-          <w:b/>
-          <w:bCs/>
-          <w:color w:val="000000" w:themeColor="text1"/>
-          <w:sz w:val="32"/>
-          <w:szCs w:val="32"/>
-          <w:rtl/>
-        </w:rPr>
-        <w:t>   </w:t>
-      </w:r>
-      <w:r>
-        <w:rPr>
-          <w:rFonts w:asciiTheme="minorBidi" w:hAnsiTheme="minorBidi"/>
-          <w:b/>
-          <w:bCs/>
           <w:color w:val="000000" w:themeColor="text1"/>
           <w:sz w:val="36"/>
           <w:szCs w:val="36"/>
           <w:rtl/>
         </w:rPr>
-        <w:t xml:space="preserve">السلام عليكم ورحمة الله </w:t>
-      </w:r>
-      <w:proofErr w:type="gramStart"/>
-      <w:r>
-        <w:rPr>
-          <w:rFonts w:asciiTheme="minorBidi" w:hAnsiTheme="minorBidi"/>
-          <w:b/>
-          <w:bCs/>
-          <w:color w:val="000000" w:themeColor="text1"/>
-          <w:sz w:val="36"/>
-          <w:szCs w:val="36"/>
-          <w:rtl/>
-        </w:rPr>
-        <w:t>وبركاته،،،</w:t>
-      </w:r>
-      <w:proofErr w:type="gramEnd"/>
-      <w:r>
-        <w:rPr>
-          <w:rFonts w:asciiTheme="minorBidi" w:hAnsiTheme="minorBidi"/>
-          <w:b/>
-          <w:bCs/>
-          <w:color w:val="000000" w:themeColor="text1"/>
-          <w:sz w:val="36"/>
-          <w:szCs w:val="36"/>
-          <w:rtl/>
-        </w:rPr>
-        <w:t>وبعد:</w:t>
+        <w:t xml:space="preserve">                                                    </w:t>
       </w:r>
     </w:p>
     <w:p>
       <w:pPr>
         <w:ind w:left="-242"/>
         <w:rPr>
-          <w:rFonts w:asciiTheme="majorBidi" w:hAnsiTheme="majorBidi" w:cstheme="majorBidi" w:hint="cs"/>
-          <w:color w:val="000000" w:themeColor="text1"/>
-          <w:sz w:val="36"/>
-          <w:szCs w:val="36"/>
-          <w:rtl/>
-        </w:rPr>
-      </w:pPr>
-      <w:r>
-        <w:rPr>
-          <w:rFonts w:asciiTheme="majorBidi" w:hAnsiTheme="majorBidi" w:cstheme="majorBidi"/>
-          <w:color w:val="000000" w:themeColor="text1"/>
-          <w:sz w:val="36"/>
-          <w:szCs w:val="36"/>
-          <w:rtl/>
-        </w:rPr>
-        <w:t xml:space="preserve">نفيد سعادتكم أنه في استلامنا لهذا اليوم </w:t>
-      </w:r>
-      <w:proofErr w:type="gramStart"/>
-      <w:r>
-        <w:rPr>
-          <w:rFonts w:asciiTheme="majorBidi" w:hAnsiTheme="majorBidi" w:cstheme="majorBidi"/>
-          <w:color w:val="000000" w:themeColor="text1"/>
-          <w:sz w:val="36"/>
-          <w:szCs w:val="36"/>
-          <w:rtl/>
-        </w:rPr>
-        <w:t>( )</w:t>
-      </w:r>
-      <w:proofErr w:type="gramEnd"/>
-      <w:r>
-        <w:rPr>
-          <w:rFonts w:asciiTheme="majorBidi" w:hAnsiTheme="majorBidi" w:cstheme="majorBidi"/>
-          <w:color w:val="000000" w:themeColor="text1"/>
-          <w:sz w:val="36"/>
-          <w:szCs w:val="36"/>
-          <w:rtl/>
-        </w:rPr>
-        <w:t xml:space="preserve"> الموافق   /   /١٤٤٦هـ راجعنا الراكب الموضحة بياناته بعالية بقصد السفر على متن الخطوط () رقم () المتجهة الى () و اثناء الشروع في انهاء إجراءات خروجه اتضح بأنه يحمل جواز (فلسطيني بوثيقة مصرية) و في النظام (فلسطيني) و يحمل تأشيرة خروج و عودة و تم السماح له بالسفر بعد أخذ التعهد عليه بالمراجعة لتصحيح وضعه وذالك حسب توجيهات </w:t>
-      </w:r>
-      <w:r>
-        <w:rPr>
-          <w:rFonts w:asciiTheme="majorBidi" w:hAnsiTheme="majorBidi" w:cstheme="majorBidi"/>
-          <w:color w:val="000000" w:themeColor="text1"/>
-          <w:sz w:val="36"/>
-          <w:szCs w:val="36"/>
-          <w:rtl/>
-        </w:rPr>
-        <w:t>( )</w:t>
-      </w:r>
-    </w:p>
-    <w:p>
-      <w:pPr>
-        <w:ind w:left="-242"/>
-        <w:rPr>
-          <w:rFonts w:asciiTheme="majorBidi" w:hAnsiTheme="majorBidi" w:cstheme="majorBidi"/>
-          <w:color w:val="000000" w:themeColor="text1"/>
-          <w:sz w:val="36"/>
-          <w:szCs w:val="36"/>
-          <w:rtl/>
-        </w:rPr>
-      </w:pPr>
-      <w:r>
-        <w:rPr>
-          <w:rFonts w:asciiTheme="majorBidi" w:hAnsiTheme="majorBidi" w:cstheme="majorBidi"/>
-          <w:color w:val="000000" w:themeColor="text1"/>
-          <w:sz w:val="36"/>
-          <w:szCs w:val="36"/>
-          <w:rtl/>
-        </w:rPr>
-        <w:t xml:space="preserve"> مرفق لسعادتكم </w:t>
-      </w:r>
-      <w:r>
-        <w:rPr>
-          <w:rFonts w:asciiTheme="majorBidi" w:hAnsiTheme="majorBidi" w:cstheme="majorBidi"/>
-          <w:color w:val="000000" w:themeColor="text1"/>
-          <w:sz w:val="36"/>
-          <w:szCs w:val="36"/>
-          <w:rtl/>
-        </w:rPr>
-        <w:t>صورة من الجواز والإقامة والتعهد.</w:t>
-      </w:r>
-    </w:p>
-    <w:p>
-      <w:pPr>
-        <w:rPr>
-          <w:rFonts w:asciiTheme="majorBidi" w:hAnsiTheme="majorBidi" w:cstheme="majorBidi"/>
-          <w:color w:val="000000" w:themeColor="text1"/>
-          <w:sz w:val="32"/>
-          <w:szCs w:val="32"/>
-          <w:rtl/>
-        </w:rPr>
-      </w:pPr>
-      <w:r>
-        <w:rPr>
-          <w:rFonts w:asciiTheme="majorBidi" w:hAnsiTheme="majorBidi" w:cstheme="majorBidi"/>
-          <w:color w:val="000000" w:themeColor="text1"/>
-          <w:sz w:val="36"/>
-          <w:szCs w:val="36"/>
-          <w:rtl/>
-        </w:rPr>
-        <w:t xml:space="preserve">  </w:t>
-      </w:r>
-      <w:r>
-        <w:rPr>
-          <w:rFonts w:asciiTheme="majorBidi" w:hAnsiTheme="majorBidi" w:cstheme="majorBidi"/>
-          <w:b/>
-          <w:bCs/>
-          <w:color w:val="000000" w:themeColor="text1"/>
-          <w:sz w:val="32"/>
-          <w:szCs w:val="32"/>
-          <w:rtl/>
-        </w:rPr>
-        <w:t xml:space="preserve">هذا ما لزم الرفع به لسعادتكم بأمل الاطلاع </w:t>
-      </w:r>
-      <w:proofErr w:type="gramStart"/>
-      <w:r>
-        <w:rPr>
-          <w:rFonts w:asciiTheme="majorBidi" w:hAnsiTheme="majorBidi" w:cstheme="majorBidi"/>
-          <w:b/>
-          <w:bCs/>
-          <w:color w:val="000000" w:themeColor="text1"/>
-          <w:sz w:val="32"/>
-          <w:szCs w:val="32"/>
-          <w:rtl/>
-        </w:rPr>
-        <w:t>والإحاطة ،</w:t>
-      </w:r>
-      <w:proofErr w:type="gramEnd"/>
-      <w:r>
-        <w:rPr>
-          <w:rFonts w:asciiTheme="majorBidi" w:hAnsiTheme="majorBidi" w:cstheme="majorBidi"/>
-          <w:b/>
-          <w:bCs/>
-          <w:color w:val="000000" w:themeColor="text1"/>
-          <w:sz w:val="32"/>
-          <w:szCs w:val="32"/>
-          <w:rtl/>
-        </w:rPr>
-        <w:t xml:space="preserve">،، والسلام عليكم </w:t>
-      </w:r>
-      <w:r>
-        <w:rPr>
-          <w:rFonts w:asciiTheme="majorBidi" w:hAnsiTheme="majorBidi" w:cstheme="majorBidi"/>
-          <w:color w:val="000000" w:themeColor="text1"/>
-          <w:sz w:val="32"/>
-          <w:szCs w:val="32"/>
-          <w:rtl/>
-        </w:rPr>
-        <w:t> </w:t>
-      </w:r>
-    </w:p>
-    <w:p>
-      <w:pPr>
-        <w:ind w:left="-242"/>
-        <w:rPr>
           <w:rFonts w:asciiTheme="minorBidi" w:hAnsiTheme="minorBidi"/>
           <w:b/>
           <w:bCs/>
@@ -542,27 +1614,460 @@
       <w:r>
         <w:rPr>
           <w:rFonts w:asciiTheme="minorBidi" w:hAnsiTheme="minorBidi"/>
+          <w:noProof/>
+          <w:color w:val="000000" w:themeColor="text1"/>
+          <w:sz w:val="32"/>
+          <w:szCs w:val="32"/>
+          <w:rtl/>
+        </w:rPr>
+        <mc:AlternateContent>
+          <mc:Choice Requires="wps">
+            <w:drawing>
+              <wp:anchor distT="45720" distB="45720" distL="114300" distR="114300" simplePos="0" relativeHeight="251659264" behindDoc="1" locked="0" layoutInCell="1" allowOverlap="1" wp14:anchorId="4C78FB11" wp14:editId="5BA5E793">
+                <wp:simplePos x="0" y="0"/>
+                <wp:positionH relativeFrom="column">
+                  <wp:posOffset>-590805</wp:posOffset>
+                </wp:positionH>
+                <wp:positionV relativeFrom="paragraph">
+                  <wp:posOffset>464210</wp:posOffset>
+                </wp:positionV>
+                <wp:extent cx="3237306" cy="1500505"/>
+                <wp:effectExtent l="0" t="0" r="0" b="4445"/>
+                <wp:wrapNone/>
+                <wp:docPr id="217" name="مربع نص 2"/>
+                <wp:cNvGraphicFramePr>
+                  <a:graphicFrameLocks xmlns:a="http://schemas.openxmlformats.org/drawingml/2006/main"/>
+                </wp:cNvGraphicFramePr>
+                <a:graphic xmlns:a="http://schemas.openxmlformats.org/drawingml/2006/main">
+                  <a:graphicData uri="http://schemas.microsoft.com/office/word/2010/wordprocessingShape">
+                    <wps:wsp>
+                      <wps:cNvSpPr txBox="1">
+                        <a:spLocks noChangeArrowheads="1"/>
+                      </wps:cNvSpPr>
+                      <wps:spPr bwMode="auto">
+                        <a:xfrm flipH="1">
+                          <a:off x="0" y="0"/>
+                          <a:ext cx="3237306" cy="1500505"/>
+                        </a:xfrm>
+                        <a:prstGeom prst="rect">
+                          <a:avLst/>
+                        </a:prstGeom>
+                        <a:noFill/>
+                        <a:ln>
+                          <a:noFill/>
+                        </a:ln>
+                      </wps:spPr>
+                      <wps:style>
+                        <a:lnRef idx="0">
+                          <a:scrgbClr r="0" g="0" b="0"/>
+                        </a:lnRef>
+                        <a:fillRef idx="0">
+                          <a:scrgbClr r="0" g="0" b="0"/>
+                        </a:fillRef>
+                        <a:effectRef idx="0">
+                          <a:scrgbClr r="0" g="0" b="0"/>
+                        </a:effectRef>
+                        <a:fontRef idx="minor">
+                          <a:schemeClr val="accent3"/>
+                        </a:fontRef>
+                      </wps:style>
+                      <wps:txbx>
+                        <w:txbxContent>
+                          <w:p>
+                            <w:pPr>
+                              <w:spacing w:after="0"/>
+                              <w:jc w:val="center"/>
+                              <w:rPr>
+                                <w:sz w:val="36"/>
+                                <w:szCs w:val="36"/>
+                                <w:rtl/>
+                              </w:rPr>
+                            </w:pPr>
+                            <w:r>
+                              <w:rPr>
+                                <w:rFonts w:asciiTheme="minorBidi" w:hAnsiTheme="minorBidi" w:cs="AL-Mateen"/>
+                                <w:b/>
+                                <w:bCs/>
+                                <w:color w:val="000000" w:themeColor="text1"/>
+                                <w:sz w:val="36"/>
+                                <w:szCs w:val="36"/>
+                                <w:rtl/>
+                              </w:rPr>
+                              <w:t xml:space="preserve">رئيس مناوبة </w:t>
+                            </w:r>
+                            <w:proofErr w:type="gramStart"/>
+                            <w:r>
+                              <w:rPr>
+                                <w:rFonts w:asciiTheme="minorBidi" w:hAnsiTheme="minorBidi" w:cs="AL-Mateen"/>
+                                <w:b/>
+                                <w:bCs/>
+                                <w:color w:val="000000" w:themeColor="text1"/>
+                                <w:sz w:val="36"/>
+                                <w:szCs w:val="36"/>
+                                <w:rtl/>
+                              </w:rPr>
+                              <w:t>(</w:t>
+                            </w:r>
+                            <w:r>
+                              <w:rPr>
+                                <w:rFonts w:asciiTheme="minorBidi" w:hAnsiTheme="minorBidi" w:cs="AL-Mateen" w:hint="cs"/>
+                                <w:b/>
+                                <w:bCs/>
+                                <w:color w:val="000000" w:themeColor="text1"/>
+                                <w:sz w:val="36"/>
+                                <w:szCs w:val="36"/>
+                                <w:rtl/>
+                              </w:rPr>
+                              <w:t xml:space="preserve"> </w:t>
+                            </w:r>
+                            <w:bookmarkStart w:id="0" w:name="Shift1"/>
+                            <w:bookmarkEnd w:id="0"/>
+                            <w:r>
+                              <w:rPr>
+                                <w:rFonts w:asciiTheme="minorBidi" w:hAnsiTheme="minorBidi" w:cs="AL-Mateen" w:hint="cs"/>
+                                <w:b/>
+                                <w:bCs/>
+                                <w:color w:val="000000" w:themeColor="text1"/>
+                                <w:sz w:val="36"/>
+                                <w:szCs w:val="36"/>
+                                <w:rtl/>
+                              </w:rPr>
+                              <w:t xml:space="preserve"> </w:t>
+                            </w:r>
+                            <w:r>
+                              <w:rPr>
+                                <w:rFonts w:asciiTheme="minorBidi" w:hAnsiTheme="minorBidi" w:cs="AL-Mateen"/>
+                                <w:b/>
+                                <w:bCs/>
+                                <w:color w:val="000000" w:themeColor="text1"/>
+                                <w:sz w:val="36"/>
+                                <w:szCs w:val="36"/>
+                                <w:rtl/>
+                              </w:rPr>
+                              <w:t>)</w:t>
+                            </w:r>
+                            <w:proofErr w:type="gramEnd"/>
+                            <w:r>
+                              <w:rPr>
+                                <w:rFonts w:asciiTheme="minorBidi" w:hAnsiTheme="minorBidi" w:cs="AL-Mateen"/>
+                                <w:b/>
+                                <w:bCs/>
+                                <w:color w:val="000000" w:themeColor="text1"/>
+                                <w:sz w:val="36"/>
+                                <w:szCs w:val="36"/>
+                                <w:rtl/>
+                              </w:rPr>
+                              <w:t xml:space="preserve"> مغادرة (</w:t>
+                            </w:r>
+                            <w:r>
+                              <w:rPr>
+                                <w:rFonts w:asciiTheme="minorBidi" w:hAnsiTheme="minorBidi" w:cs="AL-Mateen" w:hint="cs"/>
+                                <w:b/>
+                                <w:bCs/>
+                                <w:color w:val="000000" w:themeColor="text1"/>
+                                <w:sz w:val="36"/>
+                                <w:szCs w:val="36"/>
+                                <w:rtl/>
+                              </w:rPr>
+                              <w:t xml:space="preserve"> </w:t>
+                            </w:r>
+                            <w:bookmarkStart w:id="1" w:name="HallNumber1"/>
+                            <w:bookmarkEnd w:id="1"/>
+                            <w:r>
+                              <w:rPr>
+                                <w:rFonts w:asciiTheme="minorBidi" w:hAnsiTheme="minorBidi" w:cs="AL-Mateen"/>
+                                <w:b/>
+                                <w:bCs/>
+                                <w:color w:val="000000" w:themeColor="text1"/>
+                                <w:sz w:val="36"/>
+                                <w:szCs w:val="36"/>
+                                <w:rtl/>
+                              </w:rPr>
+                              <w:t xml:space="preserve"> )</w:t>
+                            </w:r>
+                          </w:p>
+                          <w:p>
+                            <w:pPr>
+                              <w:spacing w:after="0"/>
+                              <w:rPr>
+                                <w:sz w:val="36"/>
+                                <w:szCs w:val="36"/>
+                                <w:rtl/>
+                              </w:rPr>
+                            </w:pPr>
+                            <w:bookmarkStart w:id="2" w:name="Rank1"/>
+                            <w:r>
+                              <w:rPr>
+                                <w:rFonts w:asciiTheme="minorBidi" w:hAnsiTheme="minorBidi" w:cs="AL-Mateen" w:hint="cs"/>
+                                <w:b/>
+                                <w:bCs/>
+                                <w:color w:val="000000" w:themeColor="text1"/>
+                                <w:sz w:val="36"/>
+                                <w:szCs w:val="36"/>
+                                <w:rtl/>
+                              </w:rPr>
+                              <w:t>........</w:t>
+                            </w:r>
+                            <w:bookmarkEnd w:id="2"/>
+                            <w:r>
+                              <w:rPr>
+                                <w:rFonts w:cs="AL-Mateen" w:hint="cs"/>
+                                <w:b/>
+                                <w:bCs/>
+                                <w:sz w:val="36"/>
+                                <w:szCs w:val="36"/>
+                                <w:rtl/>
+                              </w:rPr>
+                              <w:t>/</w:t>
+                            </w:r>
+                          </w:p>
+                          <w:p>
+                            <w:pPr>
+                              <w:jc w:val="center"/>
+                              <w:rPr>
+                                <w:sz w:val="36"/>
+                                <w:szCs w:val="36"/>
+                              </w:rPr>
+                            </w:pPr>
+                            <w:bookmarkStart w:id="3" w:name="OfficerName1"/>
+                            <w:r>
+                              <w:rPr>
+                                <w:rFonts w:asciiTheme="minorBidi" w:hAnsiTheme="minorBidi" w:cs="AL-Mateen" w:hint="cs"/>
+                                <w:b/>
+                                <w:bCs/>
+                                <w:color w:val="000000" w:themeColor="text1"/>
+                                <w:sz w:val="36"/>
+                                <w:szCs w:val="36"/>
+                                <w:rtl/>
+                              </w:rPr>
+                              <w:t>......................</w:t>
+                            </w:r>
+                            <w:bookmarkEnd w:id="3"/>
+                          </w:p>
+                        </w:txbxContent>
+                      </wps:txbx>
+                      <wps:bodyPr rot="0" vert="horz" wrap="square" lIns="91440" tIns="45720" rIns="91440" bIns="45720" anchor="t" anchorCtr="0">
+                        <a:noAutofit/>
+                      </wps:bodyPr>
+                    </wps:wsp>
+                  </a:graphicData>
+                </a:graphic>
+                <wp14:sizeRelH relativeFrom="margin">
+                  <wp14:pctWidth>0</wp14:pctWidth>
+                </wp14:sizeRelH>
+                <wp14:sizeRelV relativeFrom="margin">
+                  <wp14:pctHeight>0</wp14:pctHeight>
+                </wp14:sizeRelV>
+              </wp:anchor>
+            </w:drawing>
+          </mc:Choice>
+          <mc:Fallback>
+            <w:pict>
+              <v:shapetype w14:anchorId="4C78FB11" id="_x0000_t202" coordsize="21600,21600" o:spt="202" path="m,l,21600r21600,l21600,xe">
+                <v:stroke joinstyle="miter"/>
+                <v:path gradientshapeok="t" o:connecttype="rect"/>
+              </v:shapetype>
+              <v:shape id="مربع نص 2" o:spid="_x0000_s1026" type="#_x0000_t202" style="position:absolute;left:0;text-align:left;margin-left:-46.5pt;margin-top:36.55pt;width:254.9pt;height:118.15pt;flip:x;z-index:-251657216;visibility:visible;mso-wrap-style:square;mso-width-percent:0;mso-height-percent:0;mso-wrap-distance-left:9pt;mso-wrap-distance-top:3.6pt;mso-wrap-distance-right:9pt;mso-wrap-distance-bottom:3.6pt;mso-position-horizontal:absolute;mso-position-horizontal-relative:text;mso-position-vertical:absolute;mso-position-vertical-relative:text;mso-width-percent:0;mso-height-percent:0;mso-width-relative:margin;mso-height-relative:margin;v-text-anchor:top" o:gfxdata="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" filled="f" stroked="f">
+                <v:textbox>
+                  <w:txbxContent>
+                    <w:p>
+                      <w:pPr>
+                        <w:spacing w:after="0"/>
+                        <w:jc w:val="center"/>
+                        <w:rPr>
+                          <w:sz w:val="36"/>
+                          <w:szCs w:val="36"/>
+                          <w:rtl/>
+                        </w:rPr>
+                      </w:pPr>
+                      <w:r>
+                        <w:rPr>
+                          <w:rFonts w:asciiTheme="minorBidi" w:hAnsiTheme="minorBidi" w:cs="AL-Mateen"/>
+                          <w:b/>
+                          <w:bCs/>
+                          <w:color w:val="000000" w:themeColor="text1"/>
+                          <w:sz w:val="36"/>
+                          <w:szCs w:val="36"/>
+                          <w:rtl/>
+                        </w:rPr>
+                        <w:t xml:space="preserve">رئيس مناوبة </w:t>
+                      </w:r>
+                      <w:proofErr w:type="gramStart"/>
+                      <w:r>
+                        <w:rPr>
+                          <w:rFonts w:asciiTheme="minorBidi" w:hAnsiTheme="minorBidi" w:cs="AL-Mateen"/>
+                          <w:b/>
+                          <w:bCs/>
+                          <w:color w:val="000000" w:themeColor="text1"/>
+                          <w:sz w:val="36"/>
+                          <w:szCs w:val="36"/>
+                          <w:rtl/>
+                        </w:rPr>
+                        <w:t>(</w:t>
+                      </w:r>
+                      <w:r>
+                        <w:rPr>
+                          <w:rFonts w:asciiTheme="minorBidi" w:hAnsiTheme="minorBidi" w:cs="AL-Mateen" w:hint="cs"/>
+                          <w:b/>
+                          <w:bCs/>
+                          <w:color w:val="000000" w:themeColor="text1"/>
+                          <w:sz w:val="36"/>
+                          <w:szCs w:val="36"/>
+                          <w:rtl/>
+                        </w:rPr>
+                        <w:t xml:space="preserve"> </w:t>
+                      </w:r>
+                      <w:bookmarkStart w:id="4" w:name="Shift1"/>
+                      <w:bookmarkEnd w:id="4"/>
+                      <w:r>
+                        <w:rPr>
+                          <w:rFonts w:asciiTheme="minorBidi" w:hAnsiTheme="minorBidi" w:cs="AL-Mateen" w:hint="cs"/>
+                          <w:b/>
+                          <w:bCs/>
+                          <w:color w:val="000000" w:themeColor="text1"/>
+                          <w:sz w:val="36"/>
+                          <w:szCs w:val="36"/>
+                          <w:rtl/>
+                        </w:rPr>
+                        <w:t xml:space="preserve"> </w:t>
+                      </w:r>
+                      <w:r>
+                        <w:rPr>
+                          <w:rFonts w:asciiTheme="minorBidi" w:hAnsiTheme="minorBidi" w:cs="AL-Mateen"/>
+                          <w:b/>
+                          <w:bCs/>
+                          <w:color w:val="000000" w:themeColor="text1"/>
+                          <w:sz w:val="36"/>
+                          <w:szCs w:val="36"/>
+                          <w:rtl/>
+                        </w:rPr>
+                        <w:t>)</w:t>
+                      </w:r>
+                      <w:proofErr w:type="gramEnd"/>
+                      <w:r>
+                        <w:rPr>
+                          <w:rFonts w:asciiTheme="minorBidi" w:hAnsiTheme="minorBidi" w:cs="AL-Mateen"/>
+                          <w:b/>
+                          <w:bCs/>
+                          <w:color w:val="000000" w:themeColor="text1"/>
+                          <w:sz w:val="36"/>
+                          <w:szCs w:val="36"/>
+                          <w:rtl/>
+                        </w:rPr>
+                        <w:t xml:space="preserve"> مغادرة (</w:t>
+                      </w:r>
+                      <w:r>
+                        <w:rPr>
+                          <w:rFonts w:asciiTheme="minorBidi" w:hAnsiTheme="minorBidi" w:cs="AL-Mateen" w:hint="cs"/>
+                          <w:b/>
+                          <w:bCs/>
+                          <w:color w:val="000000" w:themeColor="text1"/>
+                          <w:sz w:val="36"/>
+                          <w:szCs w:val="36"/>
+                          <w:rtl/>
+                        </w:rPr>
+                        <w:t xml:space="preserve"> </w:t>
+                      </w:r>
+                      <w:bookmarkStart w:id="5" w:name="HallNumber1"/>
+                      <w:bookmarkEnd w:id="5"/>
+                      <w:r>
+                        <w:rPr>
+                          <w:rFonts w:asciiTheme="minorBidi" w:hAnsiTheme="minorBidi" w:cs="AL-Mateen"/>
+                          <w:b/>
+                          <w:bCs/>
+                          <w:color w:val="000000" w:themeColor="text1"/>
+                          <w:sz w:val="36"/>
+                          <w:szCs w:val="36"/>
+                          <w:rtl/>
+                        </w:rPr>
+                        <w:t xml:space="preserve"> )</w:t>
+                      </w:r>
+                    </w:p>
+                    <w:p>
+                      <w:pPr>
+                        <w:spacing w:after="0"/>
+                        <w:rPr>
+                          <w:sz w:val="36"/>
+                          <w:szCs w:val="36"/>
+                          <w:rtl/>
+                        </w:rPr>
+                      </w:pPr>
+                      <w:bookmarkStart w:id="6" w:name="Rank1"/>
+                      <w:r>
+                        <w:rPr>
+                          <w:rFonts w:asciiTheme="minorBidi" w:hAnsiTheme="minorBidi" w:cs="AL-Mateen" w:hint="cs"/>
+                          <w:b/>
+                          <w:bCs/>
+                          <w:color w:val="000000" w:themeColor="text1"/>
+                          <w:sz w:val="36"/>
+                          <w:szCs w:val="36"/>
+                          <w:rtl/>
+                        </w:rPr>
+                        <w:t>........</w:t>
+                      </w:r>
+                      <w:bookmarkEnd w:id="6"/>
+                      <w:r>
+                        <w:rPr>
+                          <w:rFonts w:cs="AL-Mateen" w:hint="cs"/>
+                          <w:b/>
+                          <w:bCs/>
+                          <w:sz w:val="36"/>
+                          <w:szCs w:val="36"/>
+                          <w:rtl/>
+                        </w:rPr>
+                        <w:t>/</w:t>
+                      </w:r>
+                    </w:p>
+                    <w:p>
+                      <w:pPr>
+                        <w:jc w:val="center"/>
+                        <w:rPr>
+                          <w:sz w:val="36"/>
+                          <w:szCs w:val="36"/>
+                        </w:rPr>
+                      </w:pPr>
+                      <w:bookmarkStart w:id="7" w:name="OfficerName1"/>
+                      <w:r>
+                        <w:rPr>
+                          <w:rFonts w:asciiTheme="minorBidi" w:hAnsiTheme="minorBidi" w:cs="AL-Mateen" w:hint="cs"/>
+                          <w:b/>
+                          <w:bCs/>
+                          <w:color w:val="000000" w:themeColor="text1"/>
+                          <w:sz w:val="36"/>
+                          <w:szCs w:val="36"/>
+                          <w:rtl/>
+                        </w:rPr>
+                        <w:t>......................</w:t>
+                      </w:r>
+                      <w:bookmarkEnd w:id="7"/>
+                    </w:p>
+                  </w:txbxContent>
+                </v:textbox>
+              </v:shape>
+            </w:pict>
+          </mc:Fallback>
+        </mc:AlternateContent>
+      </w:r>
+      <w:r>
+        <w:rPr>
+          <w:rFonts w:asciiTheme="minorBidi" w:hAnsiTheme="minorBidi"/>
           <w:color w:val="000000" w:themeColor="text1"/>
           <w:sz w:val="36"/>
           <w:szCs w:val="36"/>
           <w:rtl/>
         </w:rPr>
-        <w:t xml:space="preserve">                                                    </w:t>
-      </w:r>
-    </w:p>
-    <w:p>
-      <w:pPr>
-        <w:ind w:left="-242"/>
-        <w:rPr>
-          <w:rFonts w:asciiTheme="minorBidi" w:hAnsiTheme="minorBidi"/>
-          <w:b/>
-          <w:bCs/>
+        <w:t xml:space="preserve">                                               </w:t>
+      </w:r>
+      <w:r>
+        <w:rPr>
+          <w:rFonts w:asciiTheme="minorBidi" w:hAnsiTheme="minorBidi" w:hint="cs"/>
           <w:color w:val="000000" w:themeColor="text1"/>
           <w:sz w:val="36"/>
           <w:szCs w:val="36"/>
           <w:rtl/>
         </w:rPr>
-      </w:pPr>
+        <w:t xml:space="preserve">       </w:t>
+      </w:r>
       <w:r>
         <w:rPr>
           <w:rFonts w:asciiTheme="minorBidi" w:hAnsiTheme="minorBidi"/>
@@ -571,258 +2076,8 @@
           <w:szCs w:val="36"/>
           <w:rtl/>
         </w:rPr>
-        <w:t xml:space="preserve">                                               </w:t>
-      </w:r>
-      <w:r>
-        <w:rPr>
-          <w:rFonts w:asciiTheme="minorBidi" w:hAnsiTheme="minorBidi" w:hint="cs"/>
-          <w:color w:val="000000" w:themeColor="text1"/>
-          <w:sz w:val="36"/>
-          <w:szCs w:val="36"/>
-          <w:rtl/>
-        </w:rPr>
-        <w:t xml:space="preserve">       </w:t>
-      </w:r>
-      <w:r>
-        <w:rPr>
-          <w:rFonts w:asciiTheme="minorBidi" w:hAnsiTheme="minorBidi"/>
-          <w:color w:val="000000" w:themeColor="text1"/>
-          <w:sz w:val="36"/>
-          <w:szCs w:val="36"/>
-          <w:rtl/>
-        </w:rPr>
-        <w:t xml:space="preserve"> </w:t>
-      </w:r>
-      <w:r>
-        <w:rPr>
-          <w:rFonts w:asciiTheme="minorBidi" w:hAnsiTheme="minorBidi"/>
-          <w:b/>
-          <w:bCs/>
-          <w:color w:val="000000" w:themeColor="text1"/>
-          <w:sz w:val="36"/>
-          <w:szCs w:val="36"/>
-          <w:rtl/>
-        </w:rPr>
-        <w:t xml:space="preserve"> رئيس مناوبة </w:t>
-      </w:r>
-      <w:proofErr w:type="gramStart"/>
-      <w:r>
-        <w:rPr>
-          <w:rFonts w:asciiTheme="minorBidi" w:hAnsiTheme="minorBidi"/>
-          <w:b/>
-          <w:bCs/>
-          <w:color w:val="000000" w:themeColor="text1"/>
-          <w:sz w:val="36"/>
-          <w:szCs w:val="36"/>
-          <w:rtl/>
-        </w:rPr>
-        <w:t>( </w:t>
-      </w:r>
-      <w:bookmarkStart w:id="0" w:name="mnaw1"/>
-      <w:bookmarkEnd w:id="0"/>
-      <w:r>
-        <w:rPr>
-          <w:rFonts w:asciiTheme="minorBidi" w:hAnsiTheme="minorBidi"/>
-          <w:b/>
-          <w:bCs/>
-          <w:color w:val="000000" w:themeColor="text1"/>
-          <w:sz w:val="36"/>
-          <w:szCs w:val="36"/>
-          <w:rtl/>
-        </w:rPr>
-        <w:t xml:space="preserve"> </w:t>
-      </w:r>
-      <w:r>
-        <w:rPr>
-          <w:rFonts w:asciiTheme="minorBidi" w:hAnsiTheme="minorBidi"/>
-          <w:b/>
-          <w:bCs/>
-          <w:color w:val="000000" w:themeColor="text1"/>
-          <w:sz w:val="36"/>
-          <w:szCs w:val="36"/>
-          <w:rtl/>
-        </w:rPr>
-        <w:t>)</w:t>
-      </w:r>
-      <w:proofErr w:type="gramEnd"/>
-      <w:r>
-        <w:rPr>
-          <w:rFonts w:asciiTheme="minorBidi" w:hAnsiTheme="minorBidi"/>
-          <w:b/>
-          <w:bCs/>
-          <w:color w:val="000000" w:themeColor="text1"/>
-          <w:sz w:val="36"/>
-          <w:szCs w:val="36"/>
-          <w:rtl/>
-        </w:rPr>
-        <w:t xml:space="preserve"> </w:t>
-      </w:r>
-      <w:bookmarkStart w:id="1" w:name="trminal1"/>
-      <w:bookmarkEnd w:id="1"/>
-      <w:r>
-        <w:rPr>
-          <w:rFonts w:asciiTheme="minorBidi" w:hAnsiTheme="minorBidi" w:hint="cs"/>
-          <w:b/>
-          <w:bCs/>
-          <w:color w:val="000000" w:themeColor="text1"/>
-          <w:sz w:val="36"/>
-          <w:szCs w:val="36"/>
-          <w:rtl/>
-        </w:rPr>
-        <w:t>سفر</w:t>
-      </w:r>
-      <w:r>
-        <w:rPr>
-          <w:rFonts w:asciiTheme="minorBidi" w:hAnsiTheme="minorBidi"/>
-          <w:b/>
-          <w:bCs/>
-          <w:color w:val="000000" w:themeColor="text1"/>
-          <w:sz w:val="36"/>
-          <w:szCs w:val="36"/>
-          <w:rtl/>
-        </w:rPr>
-        <w:t xml:space="preserve"> ( </w:t>
-      </w:r>
-      <w:r>
-        <w:rPr>
-          <w:rFonts w:asciiTheme="minorBidi" w:hAnsiTheme="minorBidi"/>
-          <w:b/>
-          <w:bCs/>
-          <w:color w:val="000000" w:themeColor="text1"/>
-          <w:sz w:val="36"/>
-          <w:szCs w:val="36"/>
-          <w:rtl/>
-        </w:rPr>
-        <w:t>)</w:t>
-      </w:r>
-    </w:p>
-    <w:p>
-      <w:pPr>
-        <w:ind w:left="-242"/>
-        <w:rPr>
-          <w:rFonts w:asciiTheme="minorBidi" w:hAnsiTheme="minorBidi"/>
-          <w:b/>
-          <w:bCs/>
-          <w:color w:val="000000" w:themeColor="text1"/>
-          <w:sz w:val="36"/>
-          <w:szCs w:val="36"/>
-          <w:rtl/>
-        </w:rPr>
-      </w:pPr>
-      <w:r>
-        <w:rPr>
-          <w:rFonts w:asciiTheme="minorBidi" w:hAnsiTheme="minorBidi"/>
-          <w:b/>
-          <w:bCs/>
-          <w:color w:val="000000" w:themeColor="text1"/>
-          <w:sz w:val="36"/>
-          <w:szCs w:val="36"/>
-          <w:rtl/>
-        </w:rPr>
-        <w:t>                               </w:t>
-      </w:r>
-      <w:r>
-        <w:rPr>
-          <w:rFonts w:asciiTheme="minorBidi" w:hAnsiTheme="minorBidi" w:hint="cs"/>
-          <w:b/>
-          <w:bCs/>
-          <w:color w:val="000000" w:themeColor="text1"/>
-          <w:sz w:val="36"/>
-          <w:szCs w:val="36"/>
-          <w:rtl/>
-        </w:rPr>
-        <w:t xml:space="preserve">     </w:t>
-      </w:r>
-      <w:r>
-        <w:rPr>
-          <w:rFonts w:asciiTheme="minorBidi" w:hAnsiTheme="minorBidi"/>
-          <w:b/>
-          <w:bCs/>
-          <w:color w:val="000000" w:themeColor="text1"/>
-          <w:sz w:val="36"/>
-          <w:szCs w:val="36"/>
-          <w:rtl/>
-        </w:rPr>
-        <w:t>     </w:t>
-      </w:r>
-      <w:bookmarkStart w:id="2" w:name="rankoff"/>
-      <w:bookmarkEnd w:id="2"/>
-      <w:r>
-        <w:rPr>
-          <w:rFonts w:asciiTheme="minorBidi" w:hAnsiTheme="minorBidi" w:hint="cs"/>
-          <w:b/>
-          <w:bCs/>
-          <w:color w:val="000000" w:themeColor="text1"/>
-          <w:sz w:val="36"/>
-          <w:szCs w:val="36"/>
-          <w:rtl/>
-        </w:rPr>
-        <w:t xml:space="preserve">      </w:t>
-      </w:r>
-      <w:r>
-        <w:rPr>
-          <w:rFonts w:asciiTheme="minorBidi" w:hAnsiTheme="minorBidi"/>
-          <w:b/>
-          <w:bCs/>
-          <w:color w:val="000000" w:themeColor="text1"/>
-          <w:sz w:val="36"/>
-          <w:szCs w:val="36"/>
-          <w:rtl/>
-        </w:rPr>
-        <w:t>/ </w:t>
-      </w:r>
-    </w:p>
-    <w:p>
-      <w:pPr>
-        <w:ind w:left="-242"/>
-        <w:rPr>
-          <w:rFonts w:asciiTheme="minorBidi" w:hAnsiTheme="minorBidi"/>
-          <w:b/>
-          <w:bCs/>
-          <w:color w:val="000000" w:themeColor="text1"/>
-          <w:sz w:val="36"/>
-          <w:szCs w:val="36"/>
-          <w:rtl/>
-        </w:rPr>
-      </w:pPr>
-      <w:r>
-        <w:rPr>
-          <w:rFonts w:asciiTheme="minorBidi" w:hAnsiTheme="minorBidi"/>
-          <w:b/>
-          <w:bCs/>
-          <w:color w:val="000000" w:themeColor="text1"/>
-          <w:sz w:val="36"/>
-          <w:szCs w:val="36"/>
-          <w:rtl/>
-        </w:rPr>
-        <w:t xml:space="preserve">                                                      </w:t>
-      </w:r>
-      <w:r>
-        <w:rPr>
-          <w:rFonts w:asciiTheme="minorBidi" w:hAnsiTheme="minorBidi" w:hint="cs"/>
-          <w:b/>
-          <w:bCs/>
-          <w:color w:val="000000" w:themeColor="text1"/>
-          <w:sz w:val="36"/>
-          <w:szCs w:val="36"/>
-          <w:rtl/>
-        </w:rPr>
-        <w:t xml:space="preserve">     </w:t>
-      </w:r>
-      <w:r>
-        <w:rPr>
-          <w:rFonts w:asciiTheme="minorBidi" w:hAnsiTheme="minorBidi"/>
-          <w:b/>
-          <w:bCs/>
-          <w:color w:val="000000" w:themeColor="text1"/>
-          <w:sz w:val="36"/>
-          <w:szCs w:val="36"/>
-          <w:rtl/>
-        </w:rPr>
-        <w:t xml:space="preserve">       </w:t>
-      </w:r>
-      <w:bookmarkStart w:id="3" w:name="nameoff"/>
-      <w:bookmarkEnd w:id="3"/>
+        <w:t xml:space="preserve"> </w:t>
+      </w:r>
       <w:r>
         <w:rPr>
           <w:rFonts w:asciiTheme="minorBidi" w:hAnsiTheme="minorBidi"/>
@@ -1007,7 +2262,7 @@
               <wp:lineTo x="1816" y="2678"/>
             </wp:wrapPolygon>
           </wp:wrapTight>
-          <wp:docPr id="1637247648" name="صورة 3" descr="[CITYPNG.COM]HD Bismilah Arab Calligraphy بسم الله الرحمان الرحيم Basmalah PNG - 2400x898.png"/>
+          <wp:docPr id="1438902041" name="صورة 3" descr="[CITYPNG.COM]HD Bismilah Arab Calligraphy بسم الله الرحمان الرحيم Basmalah PNG - 2400x898.png"/>
           <wp:cNvGraphicFramePr>
             <a:graphicFrameLocks xmlns:a="http://schemas.openxmlformats.org/drawingml/2006/main" noChangeAspect="1"/>
           </wp:cNvGraphicFramePr>
@@ -1080,7 +2335,7 @@
               <wp:lineTo x="10052" y="0"/>
             </wp:wrapPolygon>
           </wp:wrapTight>
-          <wp:docPr id="742224486" name="صورة 5" descr="الجوازات السعودية.png"/>
+          <wp:docPr id="706835059" name="صورة 5" descr="الجوازات السعودية.png"/>
           <wp:cNvGraphicFramePr>
             <a:graphicFrameLocks xmlns:a="http://schemas.openxmlformats.org/drawingml/2006/main" noChangeAspect="1"/>
           </wp:cNvGraphicFramePr>
@@ -1140,7 +2395,7 @@
               <wp:lineTo x="475" y="4696"/>
             </wp:wrapPolygon>
           </wp:wrapTight>
-          <wp:docPr id="1208972916" name="صورة 1" descr="toppng.com-مخطوطة-المملكة-العربية-السعودية-1394x527.png"/>
+          <wp:docPr id="891945653" name="صورة 1" descr="toppng.com-مخطوطة-المملكة-العربية-السعودية-1394x527.png"/>
           <wp:cNvGraphicFramePr>
             <a:graphicFrameLocks xmlns:a="http://schemas.openxmlformats.org/drawingml/2006/main" noChangeAspect="1"/>
           </wp:cNvGraphicFramePr>
@@ -1279,7 +2534,7 @@
               <v:stroke joinstyle="miter"/>
               <v:path gradientshapeok="t" o:connecttype="rect"/>
             </v:shapetype>
-            <v:shape id="مربع نص 23" o:spid="_x0000_s1026" type="#_x0000_t202" style="position:absolute;margin-left:335.35pt;margin-top:16.1pt;width:123.75pt;height:36.35pt;z-index:251663360;visibility:visible;mso-wrap-style:square;mso-width-percent:0;mso-height-percent:0;mso-wrap-distance-left:9pt;mso-wrap-distance-top:0;mso-wrap-distance-right:9pt;mso-wrap-distance-bottom:0;mso-position-horizontal:absolute;mso-position-horizontal-relative:text;mso-position-vertical:absolute;mso-position-vertical-relative:text;mso-width-percent:0;mso-height-percent:0;mso-width-relative:margin;mso-height-relative:margin;v-text-anchor:top" o:gfxdata="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" filled="f" stroked="f">
+            <v:shape id="مربع نص 23" o:spid="_x0000_s1026" type="#_x0000_t202" style="position:absolute;margin-left:335.35pt;margin-top:16.1pt;width:123.75pt;height:36.35pt;z-index:251663360;visibility:visible;mso-wrap-style:square;mso-width-percent:0;mso-height-percent:0;mso-wrap-distance-left:9pt;mso-wrap-distance-top:0;mso-wrap-distance-right:9pt;mso-wrap-distance-bottom:0;mso-position-horizontal:absolute;mso-position-horizontal-relative:text;mso-position-vertical:absolute;mso-position-vertical-relative:text;mso-width-percent:0;mso-height-percent:0;mso-width-relative:margin;mso-height-relative:margin;v-text-anchor:top" o:gfxdata="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" filled="f" stroked="f">
               <v:textbox>
                 <w:txbxContent>
                   <w:p>
@@ -1412,7 +2667,7 @@
         </mc:Choice>
         <mc:Fallback>
           <w:pict>
-            <v:shape w14:anchorId="77FC4C12" id="مربع نص 22" o:spid="_x0000_s1027" type="#_x0000_t202" style="position:absolute;margin-left:323.3pt;margin-top:37.55pt;width:145.5pt;height:69.55pt;z-index:251664384;visibility:visible;mso-wrap-style:square;mso-width-percent:0;mso-height-percent:0;mso-wrap-distance-left:9pt;mso-wrap-distance-top:0;mso-wrap-distance-right:9pt;mso-wrap-distance-bottom:0;mso-position-horizontal:absolute;mso-position-horizontal-relative:text;mso-position-vertical:absolute;mso-position-vertical-relative:text;mso-width-percent:0;mso-height-percent:0;mso-width-relative:margin;mso-height-relative:margin;v-text-anchor:top" o:gfxdata="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" filled="f" stroked="f">
+            <v:shape w14:anchorId="77FC4C12" id="مربع نص 22" o:spid="_x0000_s1027" type="#_x0000_t202" style="position:absolute;margin-left:323.3pt;margin-top:37.55pt;width:145.5pt;height:69.55pt;z-index:251664384;visibility:visible;mso-wrap-style:square;mso-width-percent:0;mso-height-percent:0;mso-wrap-distance-left:9pt;mso-wrap-distance-top:0;mso-wrap-distance-right:9pt;mso-wrap-distance-bottom:0;mso-position-horizontal:absolute;mso-position-horizontal-relative:text;mso-position-vertical:absolute;mso-position-vertical-relative:text;mso-width-percent:0;mso-height-percent:0;mso-width-relative:margin;mso-height-relative:margin;v-text-anchor:top" o:gfxdata="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" filled="f" stroked="f">
               <v:textbox>
                 <w:txbxContent>
                   <w:p>
@@ -1432,16 +2687,7 @@
                         <w:szCs w:val="36"/>
                         <w:rtl/>
                       </w:rPr>
-                      <w:t xml:space="preserve">المديرية </w:t>
-                    </w:r>
-                    <w:r>
-                      <w:rPr>
-                        <w:rFonts w:cs="Farsi Simple Bold" w:hint="cs"/>
-                        <w:sz w:val="36"/>
-                        <w:szCs w:val="36"/>
-                        <w:rtl/>
-                      </w:rPr>
-                      <w:t>العامة للجوازات</w:t>
+                      <w:t>المديرية العامة للجوازات</w:t>
                     </w:r>
                   </w:p>
                 </w:txbxContent>
@@ -1473,7 +2719,7 @@
           <wp:extent cx="7035690" cy="8135620"/>
           <wp:effectExtent l="0" t="0" r="0" b="0"/>
           <wp:wrapNone/>
-          <wp:docPr id="21752791" name="صورة 2" descr="مشروع جديد (1) (1).png"/>
+          <wp:docPr id="1760255071" name="صورة 2" descr="مشروع جديد (1) (1).png"/>
           <wp:cNvGraphicFramePr>
             <a:graphicFrameLocks xmlns:a="http://schemas.openxmlformats.org/drawingml/2006/main" noChangeAspect="1"/>
           </wp:cNvGraphicFramePr>
